--- a/Backend/Director_Disclosure/Output_Disclosures/2024-25/ADANI_BUNKERING_LIMITED/MBP-1/MBP1_Dipti_Shah_00071429.docx
+++ b/Backend/Director_Disclosure/Output_Disclosures/2024-25/ADANI_BUNKERING_LIMITED/MBP-1/MBP1_Dipti_Shah_00071429.docx
@@ -93,182 +93,17 @@
     </w:p>
     <w:p>
       <w:pPr>
-        <w:spacing w:before="0" w:after="0"/>
-        <w:jc w:val="left"/>
-      </w:pPr>
-      <w:r>
-        <w:rPr>
-          <w:rFonts w:ascii="Adani" w:hAnsi="Adani"/>
-          <w:b w:val="0"/>
-          <w:sz w:val="20"/>
-          <w:u w:val="none"/>
-        </w:rPr>
-        <w:t>GOPALPUR PORTS LIMITED</w:t>
-      </w:r>
-    </w:p>
-    <w:p>
-      <w:pPr>
-        <w:spacing w:before="0" w:after="0"/>
-        <w:jc w:val="left"/>
-      </w:pPr>
-      <w:r>
-        <w:rPr>
-          <w:rFonts w:ascii="Adani" w:hAnsi="Adani"/>
-          <w:b w:val="0"/>
-          <w:sz w:val="20"/>
-          <w:u w:val="none"/>
-        </w:rPr>
-        <w:t>BHAGALPUR WASTE WATER LIMITED</w:t>
-      </w:r>
-    </w:p>
-    <w:p>
-      <w:pPr>
-        <w:spacing w:before="0" w:after="0"/>
-        <w:jc w:val="left"/>
-      </w:pPr>
-      <w:r>
-        <w:rPr>
-          <w:rFonts w:ascii="Adani" w:hAnsi="Adani"/>
-          <w:b w:val="0"/>
-          <w:sz w:val="20"/>
-          <w:u w:val="none"/>
-        </w:rPr>
-        <w:t>MP POWER TRANSMISSION PACKAGE-II LIMITED</w:t>
-      </w:r>
-    </w:p>
-    <w:p>
-      <w:pPr>
-        <w:spacing w:before="0" w:after="0"/>
-        <w:jc w:val="left"/>
-      </w:pPr>
-      <w:r>
-        <w:rPr>
-          <w:rFonts w:ascii="Adani" w:hAnsi="Adani"/>
-          <w:b w:val="0"/>
-          <w:sz w:val="20"/>
-          <w:u w:val="none"/>
-        </w:rPr>
-        <w:t>ADANI AGRI FRESH LIMITED</w:t>
-      </w:r>
-    </w:p>
-    <w:p>
-      <w:pPr>
-        <w:spacing w:before="0" w:after="0"/>
-        <w:jc w:val="left"/>
-      </w:pPr>
-      <w:r>
-        <w:rPr>
-          <w:rFonts w:ascii="Adani" w:hAnsi="Adani"/>
-          <w:b w:val="0"/>
-          <w:sz w:val="20"/>
-          <w:u w:val="none"/>
-        </w:rPr>
-        <w:t>KARAIKAL PORT PRIVATE LIMITED</w:t>
-      </w:r>
-    </w:p>
-    <w:p>
-      <w:pPr>
-        <w:spacing w:before="0" w:after="0"/>
-        <w:jc w:val="left"/>
-      </w:pPr>
-      <w:r>
-        <w:rPr>
-          <w:rFonts w:ascii="Adani" w:hAnsi="Adani"/>
-          <w:b w:val="0"/>
-          <w:sz w:val="20"/>
-          <w:u w:val="none"/>
-        </w:rPr>
-        <w:t>ADANI BUNKERING LIMITED</w:t>
-      </w:r>
-    </w:p>
-    <w:p>
-      <w:pPr>
-        <w:spacing w:before="0" w:after="0"/>
-        <w:jc w:val="left"/>
-      </w:pPr>
-      <w:r>
-        <w:rPr>
-          <w:rFonts w:ascii="Adani" w:hAnsi="Adani"/>
-          <w:b w:val="0"/>
-          <w:sz w:val="20"/>
-          <w:u w:val="none"/>
-        </w:rPr>
-        <w:t>ADANI GANGAVARAM PORT LIMITED</w:t>
-      </w:r>
-    </w:p>
-    <w:p>
-      <w:pPr>
-        <w:spacing w:before="0" w:after="0"/>
-        <w:jc w:val="left"/>
-      </w:pPr>
-      <w:r>
-        <w:rPr>
-          <w:rFonts w:ascii="Adani" w:hAnsi="Adani"/>
-          <w:b w:val="0"/>
-          <w:sz w:val="20"/>
-          <w:u w:val="none"/>
-        </w:rPr>
-        <w:t>ADANI GREEN ENERGY (TAMILNADU) LIMITED</w:t>
-      </w:r>
-    </w:p>
-    <w:p>
-      <w:pPr>
-        <w:spacing w:before="0" w:after="0"/>
-        <w:jc w:val="left"/>
-      </w:pPr>
-      <w:r>
-        <w:rPr>
-          <w:rFonts w:ascii="Adani" w:hAnsi="Adani"/>
-          <w:b w:val="0"/>
-          <w:sz w:val="20"/>
-          <w:u w:val="none"/>
-        </w:rPr>
-        <w:t>MUNDRA LPG TERMINAL PRIVATE LIMITED</w:t>
-      </w:r>
-    </w:p>
-    <w:p>
-      <w:pPr>
-        <w:spacing w:before="0" w:after="0"/>
-        <w:jc w:val="left"/>
-      </w:pPr>
-      <w:r>
-        <w:rPr>
-          <w:rFonts w:ascii="Adani" w:hAnsi="Adani"/>
-          <w:b w:val="0"/>
-          <w:sz w:val="20"/>
-          <w:u w:val="none"/>
-        </w:rPr>
-        <w:t>MUNDRA SOLAR ENERGY LIMITED</w:t>
-      </w:r>
-    </w:p>
-    <w:p>
-      <w:pPr>
-        <w:spacing w:before="0" w:after="0"/>
-        <w:jc w:val="left"/>
-      </w:pPr>
-      <w:r>
-        <w:rPr>
-          <w:rFonts w:ascii="Adani" w:hAnsi="Adani"/>
-          <w:b w:val="0"/>
-          <w:sz w:val="20"/>
-          <w:u w:val="none"/>
-        </w:rPr>
-        <w:t>SURYA VIDYUT LIMITED</w:t>
-      </w:r>
-    </w:p>
-    <w:p>
-      <w:pPr>
         <w:spacing w:before="0" w:after="160"/>
         <w:jc w:val="left"/>
       </w:pPr>
       <w:r>
         <w:rPr>
           <w:rFonts w:ascii="Adani" w:hAnsi="Adani"/>
-          <w:b w:val="0"/>
+          <w:b/>
           <w:sz w:val="20"/>
           <w:u w:val="none"/>
         </w:rPr>
-        <w:t>OCEAN SPARKLE LIMITED</w:t>
+        <w:t>ADANI BUNKERING LIMITED</w:t>
       </w:r>
     </w:p>
     <w:p>
@@ -696,6 +531,148 @@
                 <w:sz w:val="18"/>
                 <w:u w:val="none"/>
               </w:rPr>
+              <w:t>MOXIE POWER GENERATION LIMITED</w:t>
+            </w:r>
+          </w:p>
+        </w:tc>
+        <w:tc>
+          <w:tcPr>
+            <w:tcW w:type="dxa" w:w="1814"/>
+            <w:shd w:val="clear" w:color="auto" w:fill="FFFFFF"/>
+            <w:tcBorders>
+              <w:top w:val="single" w:sz="4" w:space="0" w:color="000000"/>
+              <w:left w:val="single" w:sz="4" w:space="0" w:color="000000"/>
+              <w:bottom w:val="single" w:sz="4" w:space="0" w:color="000000"/>
+              <w:right w:val="single" w:sz="4" w:space="0" w:color="000000"/>
+            </w:tcBorders>
+            <w:vAlign w:val="center"/>
+          </w:tcPr>
+          <w:p>
+            <w:pPr>
+              <w:spacing w:before="40" w:after="40"/>
+              <w:jc w:val="left"/>
+            </w:pPr>
+            <w:r>
+              <w:rPr>
+                <w:rFonts w:ascii="Adani" w:hAnsi="Adani"/>
+                <w:b w:val="0"/>
+                <w:sz w:val="18"/>
+                <w:u w:val="none"/>
+              </w:rPr>
+              <w:t>Additional Director</w:t>
+            </w:r>
+          </w:p>
+        </w:tc>
+        <w:tc>
+          <w:tcPr>
+            <w:tcW w:type="dxa" w:w="1020"/>
+            <w:shd w:val="clear" w:color="auto" w:fill="FFFFFF"/>
+            <w:tcBorders>
+              <w:top w:val="single" w:sz="4" w:space="0" w:color="000000"/>
+              <w:left w:val="single" w:sz="4" w:space="0" w:color="000000"/>
+              <w:bottom w:val="single" w:sz="4" w:space="0" w:color="000000"/>
+              <w:right w:val="single" w:sz="4" w:space="0" w:color="000000"/>
+            </w:tcBorders>
+            <w:vAlign w:val="center"/>
+          </w:tcPr>
+          <w:p>
+            <w:pPr>
+              <w:spacing w:before="40" w:after="40"/>
+              <w:jc w:val="left"/>
+            </w:pPr>
+            <w:r>
+              <w:rPr>
+                <w:rFonts w:ascii="Adani" w:hAnsi="Adani"/>
+                <w:b w:val="0"/>
+                <w:sz w:val="18"/>
+                <w:u w:val="none"/>
+              </w:rPr>
+              <w:t>NIL</w:t>
+            </w:r>
+          </w:p>
+        </w:tc>
+        <w:tc>
+          <w:tcPr>
+            <w:tcW w:type="dxa" w:w="1247"/>
+            <w:shd w:val="clear" w:color="auto" w:fill="FFFFFF"/>
+            <w:tcBorders>
+              <w:top w:val="single" w:sz="4" w:space="0" w:color="000000"/>
+              <w:left w:val="single" w:sz="4" w:space="0" w:color="000000"/>
+              <w:bottom w:val="single" w:sz="4" w:space="0" w:color="000000"/>
+              <w:right w:val="single" w:sz="4" w:space="0" w:color="000000"/>
+            </w:tcBorders>
+            <w:vAlign w:val="center"/>
+          </w:tcPr>
+          <w:p>
+            <w:pPr>
+              <w:spacing w:before="40" w:after="40"/>
+              <w:jc w:val="left"/>
+            </w:pPr>
+            <w:r>
+              <w:rPr>
+                <w:rFonts w:ascii="Adani" w:hAnsi="Adani"/>
+                <w:b w:val="0"/>
+                <w:sz w:val="18"/>
+                <w:u w:val="none"/>
+              </w:rPr>
+              <w:t>01/07/2025</w:t>
+            </w:r>
+          </w:p>
+        </w:tc>
+      </w:tr>
+      <w:tr>
+        <w:tc>
+          <w:tcPr>
+            <w:tcW w:type="dxa" w:w="680"/>
+            <w:shd w:val="clear" w:color="auto" w:fill="FFFFFF"/>
+            <w:tcBorders>
+              <w:top w:val="single" w:sz="4" w:space="0" w:color="000000"/>
+              <w:left w:val="single" w:sz="4" w:space="0" w:color="000000"/>
+              <w:bottom w:val="single" w:sz="4" w:space="0" w:color="000000"/>
+              <w:right w:val="single" w:sz="4" w:space="0" w:color="000000"/>
+            </w:tcBorders>
+            <w:vAlign w:val="center"/>
+          </w:tcPr>
+          <w:p>
+            <w:pPr>
+              <w:spacing w:before="40" w:after="40"/>
+              <w:jc w:val="left"/>
+            </w:pPr>
+            <w:r>
+              <w:rPr>
+                <w:rFonts w:ascii="Adani" w:hAnsi="Adani"/>
+                <w:b w:val="0"/>
+                <w:sz w:val="18"/>
+                <w:u w:val="none"/>
+              </w:rPr>
+              <w:t>3</w:t>
+            </w:r>
+          </w:p>
+        </w:tc>
+        <w:tc>
+          <w:tcPr>
+            <w:tcW w:type="dxa" w:w="3969"/>
+            <w:shd w:val="clear" w:color="auto" w:fill="FFFFFF"/>
+            <w:tcBorders>
+              <w:top w:val="single" w:sz="4" w:space="0" w:color="000000"/>
+              <w:left w:val="single" w:sz="4" w:space="0" w:color="000000"/>
+              <w:bottom w:val="single" w:sz="4" w:space="0" w:color="000000"/>
+              <w:right w:val="single" w:sz="4" w:space="0" w:color="000000"/>
+            </w:tcBorders>
+            <w:vAlign w:val="center"/>
+          </w:tcPr>
+          <w:p>
+            <w:pPr>
+              <w:spacing w:before="40" w:after="40"/>
+              <w:jc w:val="left"/>
+            </w:pPr>
+            <w:r>
+              <w:rPr>
+                <w:rFonts w:ascii="Adani" w:hAnsi="Adani"/>
+                <w:b w:val="0"/>
+                <w:sz w:val="18"/>
+                <w:u w:val="none"/>
+              </w:rPr>
               <w:t>BHAGALPUR WASTE WATER LIMITED</w:t>
             </w:r>
           </w:p>
@@ -781,148 +758,6 @@
                 <w:u w:val="none"/>
               </w:rPr>
               <w:t>25/04/2025</w:t>
-            </w:r>
-          </w:p>
-        </w:tc>
-      </w:tr>
-      <w:tr>
-        <w:tc>
-          <w:tcPr>
-            <w:tcW w:type="dxa" w:w="680"/>
-            <w:shd w:val="clear" w:color="auto" w:fill="FFFFFF"/>
-            <w:tcBorders>
-              <w:top w:val="single" w:sz="4" w:space="0" w:color="000000"/>
-              <w:left w:val="single" w:sz="4" w:space="0" w:color="000000"/>
-              <w:bottom w:val="single" w:sz="4" w:space="0" w:color="000000"/>
-              <w:right w:val="single" w:sz="4" w:space="0" w:color="000000"/>
-            </w:tcBorders>
-            <w:vAlign w:val="center"/>
-          </w:tcPr>
-          <w:p>
-            <w:pPr>
-              <w:spacing w:before="40" w:after="40"/>
-              <w:jc w:val="left"/>
-            </w:pPr>
-            <w:r>
-              <w:rPr>
-                <w:rFonts w:ascii="Adani" w:hAnsi="Adani"/>
-                <w:b w:val="0"/>
-                <w:sz w:val="18"/>
-                <w:u w:val="none"/>
-              </w:rPr>
-              <w:t>3</w:t>
-            </w:r>
-          </w:p>
-        </w:tc>
-        <w:tc>
-          <w:tcPr>
-            <w:tcW w:type="dxa" w:w="3969"/>
-            <w:shd w:val="clear" w:color="auto" w:fill="FFFFFF"/>
-            <w:tcBorders>
-              <w:top w:val="single" w:sz="4" w:space="0" w:color="000000"/>
-              <w:left w:val="single" w:sz="4" w:space="0" w:color="000000"/>
-              <w:bottom w:val="single" w:sz="4" w:space="0" w:color="000000"/>
-              <w:right w:val="single" w:sz="4" w:space="0" w:color="000000"/>
-            </w:tcBorders>
-            <w:vAlign w:val="center"/>
-          </w:tcPr>
-          <w:p>
-            <w:pPr>
-              <w:spacing w:before="40" w:after="40"/>
-              <w:jc w:val="left"/>
-            </w:pPr>
-            <w:r>
-              <w:rPr>
-                <w:rFonts w:ascii="Adani" w:hAnsi="Adani"/>
-                <w:b w:val="0"/>
-                <w:sz w:val="18"/>
-                <w:u w:val="none"/>
-              </w:rPr>
-              <w:t>MP POWER TRANSMISSION PACKAGE-II LIMITED</w:t>
-            </w:r>
-          </w:p>
-        </w:tc>
-        <w:tc>
-          <w:tcPr>
-            <w:tcW w:type="dxa" w:w="1814"/>
-            <w:shd w:val="clear" w:color="auto" w:fill="FFFFFF"/>
-            <w:tcBorders>
-              <w:top w:val="single" w:sz="4" w:space="0" w:color="000000"/>
-              <w:left w:val="single" w:sz="4" w:space="0" w:color="000000"/>
-              <w:bottom w:val="single" w:sz="4" w:space="0" w:color="000000"/>
-              <w:right w:val="single" w:sz="4" w:space="0" w:color="000000"/>
-            </w:tcBorders>
-            <w:vAlign w:val="center"/>
-          </w:tcPr>
-          <w:p>
-            <w:pPr>
-              <w:spacing w:before="40" w:after="40"/>
-              <w:jc w:val="left"/>
-            </w:pPr>
-            <w:r>
-              <w:rPr>
-                <w:rFonts w:ascii="Adani" w:hAnsi="Adani"/>
-                <w:b w:val="0"/>
-                <w:sz w:val="18"/>
-                <w:u w:val="none"/>
-              </w:rPr>
-              <w:t>Director</w:t>
-            </w:r>
-          </w:p>
-        </w:tc>
-        <w:tc>
-          <w:tcPr>
-            <w:tcW w:type="dxa" w:w="1020"/>
-            <w:shd w:val="clear" w:color="auto" w:fill="FFFFFF"/>
-            <w:tcBorders>
-              <w:top w:val="single" w:sz="4" w:space="0" w:color="000000"/>
-              <w:left w:val="single" w:sz="4" w:space="0" w:color="000000"/>
-              <w:bottom w:val="single" w:sz="4" w:space="0" w:color="000000"/>
-              <w:right w:val="single" w:sz="4" w:space="0" w:color="000000"/>
-            </w:tcBorders>
-            <w:vAlign w:val="center"/>
-          </w:tcPr>
-          <w:p>
-            <w:pPr>
-              <w:spacing w:before="40" w:after="40"/>
-              <w:jc w:val="left"/>
-            </w:pPr>
-            <w:r>
-              <w:rPr>
-                <w:rFonts w:ascii="Adani" w:hAnsi="Adani"/>
-                <w:b w:val="0"/>
-                <w:sz w:val="18"/>
-                <w:u w:val="none"/>
-              </w:rPr>
-              <w:t>NIL</w:t>
-            </w:r>
-          </w:p>
-        </w:tc>
-        <w:tc>
-          <w:tcPr>
-            <w:tcW w:type="dxa" w:w="1247"/>
-            <w:shd w:val="clear" w:color="auto" w:fill="FFFFFF"/>
-            <w:tcBorders>
-              <w:top w:val="single" w:sz="4" w:space="0" w:color="000000"/>
-              <w:left w:val="single" w:sz="4" w:space="0" w:color="000000"/>
-              <w:bottom w:val="single" w:sz="4" w:space="0" w:color="000000"/>
-              <w:right w:val="single" w:sz="4" w:space="0" w:color="000000"/>
-            </w:tcBorders>
-            <w:vAlign w:val="center"/>
-          </w:tcPr>
-          <w:p>
-            <w:pPr>
-              <w:spacing w:before="40" w:after="40"/>
-              <w:jc w:val="left"/>
-            </w:pPr>
-            <w:r>
-              <w:rPr>
-                <w:rFonts w:ascii="Adani" w:hAnsi="Adani"/>
-                <w:b w:val="0"/>
-                <w:sz w:val="18"/>
-                <w:u w:val="none"/>
-              </w:rPr>
-              <w:t>22/06/2024</w:t>
             </w:r>
           </w:p>
         </w:tc>
@@ -1406,6 +1241,148 @@
                 <w:sz w:val="18"/>
                 <w:u w:val="none"/>
               </w:rPr>
+              <w:t>KAMUTHI SOLAR POWER LIMITED</w:t>
+            </w:r>
+          </w:p>
+        </w:tc>
+        <w:tc>
+          <w:tcPr>
+            <w:tcW w:type="dxa" w:w="1814"/>
+            <w:shd w:val="clear" w:color="auto" w:fill="FFFFFF"/>
+            <w:tcBorders>
+              <w:top w:val="single" w:sz="4" w:space="0" w:color="000000"/>
+              <w:left w:val="single" w:sz="4" w:space="0" w:color="000000"/>
+              <w:bottom w:val="single" w:sz="4" w:space="0" w:color="000000"/>
+              <w:right w:val="single" w:sz="4" w:space="0" w:color="000000"/>
+            </w:tcBorders>
+            <w:vAlign w:val="center"/>
+          </w:tcPr>
+          <w:p>
+            <w:pPr>
+              <w:spacing w:before="40" w:after="40"/>
+              <w:jc w:val="left"/>
+            </w:pPr>
+            <w:r>
+              <w:rPr>
+                <w:rFonts w:ascii="Adani" w:hAnsi="Adani"/>
+                <w:b w:val="0"/>
+                <w:sz w:val="18"/>
+                <w:u w:val="none"/>
+              </w:rPr>
+              <w:t>Director</w:t>
+            </w:r>
+          </w:p>
+        </w:tc>
+        <w:tc>
+          <w:tcPr>
+            <w:tcW w:type="dxa" w:w="1020"/>
+            <w:shd w:val="clear" w:color="auto" w:fill="FFFFFF"/>
+            <w:tcBorders>
+              <w:top w:val="single" w:sz="4" w:space="0" w:color="000000"/>
+              <w:left w:val="single" w:sz="4" w:space="0" w:color="000000"/>
+              <w:bottom w:val="single" w:sz="4" w:space="0" w:color="000000"/>
+              <w:right w:val="single" w:sz="4" w:space="0" w:color="000000"/>
+            </w:tcBorders>
+            <w:vAlign w:val="center"/>
+          </w:tcPr>
+          <w:p>
+            <w:pPr>
+              <w:spacing w:before="40" w:after="40"/>
+              <w:jc w:val="left"/>
+            </w:pPr>
+            <w:r>
+              <w:rPr>
+                <w:rFonts w:ascii="Adani" w:hAnsi="Adani"/>
+                <w:b w:val="0"/>
+                <w:sz w:val="18"/>
+                <w:u w:val="none"/>
+              </w:rPr>
+              <w:t>NIL</w:t>
+            </w:r>
+          </w:p>
+        </w:tc>
+        <w:tc>
+          <w:tcPr>
+            <w:tcW w:type="dxa" w:w="1247"/>
+            <w:shd w:val="clear" w:color="auto" w:fill="FFFFFF"/>
+            <w:tcBorders>
+              <w:top w:val="single" w:sz="4" w:space="0" w:color="000000"/>
+              <w:left w:val="single" w:sz="4" w:space="0" w:color="000000"/>
+              <w:bottom w:val="single" w:sz="4" w:space="0" w:color="000000"/>
+              <w:right w:val="single" w:sz="4" w:space="0" w:color="000000"/>
+            </w:tcBorders>
+            <w:vAlign w:val="center"/>
+          </w:tcPr>
+          <w:p>
+            <w:pPr>
+              <w:spacing w:before="40" w:after="40"/>
+              <w:jc w:val="left"/>
+            </w:pPr>
+            <w:r>
+              <w:rPr>
+                <w:rFonts w:ascii="Adani" w:hAnsi="Adani"/>
+                <w:b w:val="0"/>
+                <w:sz w:val="18"/>
+                <w:u w:val="none"/>
+              </w:rPr>
+              <w:t>27/02/2023</w:t>
+            </w:r>
+          </w:p>
+        </w:tc>
+      </w:tr>
+      <w:tr>
+        <w:tc>
+          <w:tcPr>
+            <w:tcW w:type="dxa" w:w="680"/>
+            <w:shd w:val="clear" w:color="auto" w:fill="FFFFFF"/>
+            <w:tcBorders>
+              <w:top w:val="single" w:sz="4" w:space="0" w:color="000000"/>
+              <w:left w:val="single" w:sz="4" w:space="0" w:color="000000"/>
+              <w:bottom w:val="single" w:sz="4" w:space="0" w:color="000000"/>
+              <w:right w:val="single" w:sz="4" w:space="0" w:color="000000"/>
+            </w:tcBorders>
+            <w:vAlign w:val="center"/>
+          </w:tcPr>
+          <w:p>
+            <w:pPr>
+              <w:spacing w:before="40" w:after="40"/>
+              <w:jc w:val="left"/>
+            </w:pPr>
+            <w:r>
+              <w:rPr>
+                <w:rFonts w:ascii="Adani" w:hAnsi="Adani"/>
+                <w:b w:val="0"/>
+                <w:sz w:val="18"/>
+                <w:u w:val="none"/>
+              </w:rPr>
+              <w:t>8</w:t>
+            </w:r>
+          </w:p>
+        </w:tc>
+        <w:tc>
+          <w:tcPr>
+            <w:tcW w:type="dxa" w:w="3969"/>
+            <w:shd w:val="clear" w:color="auto" w:fill="FFFFFF"/>
+            <w:tcBorders>
+              <w:top w:val="single" w:sz="4" w:space="0" w:color="000000"/>
+              <w:left w:val="single" w:sz="4" w:space="0" w:color="000000"/>
+              <w:bottom w:val="single" w:sz="4" w:space="0" w:color="000000"/>
+              <w:right w:val="single" w:sz="4" w:space="0" w:color="000000"/>
+            </w:tcBorders>
+            <w:vAlign w:val="center"/>
+          </w:tcPr>
+          <w:p>
+            <w:pPr>
+              <w:spacing w:before="40" w:after="40"/>
+              <w:jc w:val="left"/>
+            </w:pPr>
+            <w:r>
+              <w:rPr>
+                <w:rFonts w:ascii="Adani" w:hAnsi="Adani"/>
+                <w:b w:val="0"/>
+                <w:sz w:val="18"/>
+                <w:u w:val="none"/>
+              </w:rPr>
               <w:t>ADANI GANGAVARAM PORT LIMITED</w:t>
             </w:r>
           </w:p>
@@ -1520,7 +1497,7 @@
                 <w:sz w:val="18"/>
                 <w:u w:val="none"/>
               </w:rPr>
-              <w:t>8</w:t>
+              <w:t>9</w:t>
             </w:r>
           </w:p>
         </w:tc>
@@ -1662,7 +1639,7 @@
                 <w:sz w:val="18"/>
                 <w:u w:val="none"/>
               </w:rPr>
-              <w:t>9</w:t>
+              <w:t>10</w:t>
             </w:r>
           </w:p>
         </w:tc>
@@ -1775,148 +1752,6 @@
                 <w:u w:val="none"/>
               </w:rPr>
               <w:t>30/01/2023</w:t>
-            </w:r>
-          </w:p>
-        </w:tc>
-      </w:tr>
-      <w:tr>
-        <w:tc>
-          <w:tcPr>
-            <w:tcW w:type="dxa" w:w="680"/>
-            <w:shd w:val="clear" w:color="auto" w:fill="FFFFFF"/>
-            <w:tcBorders>
-              <w:top w:val="single" w:sz="4" w:space="0" w:color="000000"/>
-              <w:left w:val="single" w:sz="4" w:space="0" w:color="000000"/>
-              <w:bottom w:val="single" w:sz="4" w:space="0" w:color="000000"/>
-              <w:right w:val="single" w:sz="4" w:space="0" w:color="000000"/>
-            </w:tcBorders>
-            <w:vAlign w:val="center"/>
-          </w:tcPr>
-          <w:p>
-            <w:pPr>
-              <w:spacing w:before="40" w:after="40"/>
-              <w:jc w:val="left"/>
-            </w:pPr>
-            <w:r>
-              <w:rPr>
-                <w:rFonts w:ascii="Adani" w:hAnsi="Adani"/>
-                <w:b w:val="0"/>
-                <w:sz w:val="18"/>
-                <w:u w:val="none"/>
-              </w:rPr>
-              <w:t>10</w:t>
-            </w:r>
-          </w:p>
-        </w:tc>
-        <w:tc>
-          <w:tcPr>
-            <w:tcW w:type="dxa" w:w="3969"/>
-            <w:shd w:val="clear" w:color="auto" w:fill="FFFFFF"/>
-            <w:tcBorders>
-              <w:top w:val="single" w:sz="4" w:space="0" w:color="000000"/>
-              <w:left w:val="single" w:sz="4" w:space="0" w:color="000000"/>
-              <w:bottom w:val="single" w:sz="4" w:space="0" w:color="000000"/>
-              <w:right w:val="single" w:sz="4" w:space="0" w:color="000000"/>
-            </w:tcBorders>
-            <w:vAlign w:val="center"/>
-          </w:tcPr>
-          <w:p>
-            <w:pPr>
-              <w:spacing w:before="40" w:after="40"/>
-              <w:jc w:val="left"/>
-            </w:pPr>
-            <w:r>
-              <w:rPr>
-                <w:rFonts w:ascii="Adani" w:hAnsi="Adani"/>
-                <w:b w:val="0"/>
-                <w:sz w:val="18"/>
-                <w:u w:val="none"/>
-              </w:rPr>
-              <w:t>MUNDRA SOLAR ENERGY LIMITED</w:t>
-            </w:r>
-          </w:p>
-        </w:tc>
-        <w:tc>
-          <w:tcPr>
-            <w:tcW w:type="dxa" w:w="1814"/>
-            <w:shd w:val="clear" w:color="auto" w:fill="FFFFFF"/>
-            <w:tcBorders>
-              <w:top w:val="single" w:sz="4" w:space="0" w:color="000000"/>
-              <w:left w:val="single" w:sz="4" w:space="0" w:color="000000"/>
-              <w:bottom w:val="single" w:sz="4" w:space="0" w:color="000000"/>
-              <w:right w:val="single" w:sz="4" w:space="0" w:color="000000"/>
-            </w:tcBorders>
-            <w:vAlign w:val="center"/>
-          </w:tcPr>
-          <w:p>
-            <w:pPr>
-              <w:spacing w:before="40" w:after="40"/>
-              <w:jc w:val="left"/>
-            </w:pPr>
-            <w:r>
-              <w:rPr>
-                <w:rFonts w:ascii="Adani" w:hAnsi="Adani"/>
-                <w:b w:val="0"/>
-                <w:sz w:val="18"/>
-                <w:u w:val="none"/>
-              </w:rPr>
-              <w:t>Director</w:t>
-            </w:r>
-          </w:p>
-        </w:tc>
-        <w:tc>
-          <w:tcPr>
-            <w:tcW w:type="dxa" w:w="1020"/>
-            <w:shd w:val="clear" w:color="auto" w:fill="FFFFFF"/>
-            <w:tcBorders>
-              <w:top w:val="single" w:sz="4" w:space="0" w:color="000000"/>
-              <w:left w:val="single" w:sz="4" w:space="0" w:color="000000"/>
-              <w:bottom w:val="single" w:sz="4" w:space="0" w:color="000000"/>
-              <w:right w:val="single" w:sz="4" w:space="0" w:color="000000"/>
-            </w:tcBorders>
-            <w:vAlign w:val="center"/>
-          </w:tcPr>
-          <w:p>
-            <w:pPr>
-              <w:spacing w:before="40" w:after="40"/>
-              <w:jc w:val="left"/>
-            </w:pPr>
-            <w:r>
-              <w:rPr>
-                <w:rFonts w:ascii="Adani" w:hAnsi="Adani"/>
-                <w:b w:val="0"/>
-                <w:sz w:val="18"/>
-                <w:u w:val="none"/>
-              </w:rPr>
-              <w:t>NIL</w:t>
-            </w:r>
-          </w:p>
-        </w:tc>
-        <w:tc>
-          <w:tcPr>
-            <w:tcW w:type="dxa" w:w="1247"/>
-            <w:shd w:val="clear" w:color="auto" w:fill="FFFFFF"/>
-            <w:tcBorders>
-              <w:top w:val="single" w:sz="4" w:space="0" w:color="000000"/>
-              <w:left w:val="single" w:sz="4" w:space="0" w:color="000000"/>
-              <w:bottom w:val="single" w:sz="4" w:space="0" w:color="000000"/>
-              <w:right w:val="single" w:sz="4" w:space="0" w:color="000000"/>
-            </w:tcBorders>
-            <w:vAlign w:val="center"/>
-          </w:tcPr>
-          <w:p>
-            <w:pPr>
-              <w:spacing w:before="40" w:after="40"/>
-              <w:jc w:val="left"/>
-            </w:pPr>
-            <w:r>
-              <w:rPr>
-                <w:rFonts w:ascii="Adani" w:hAnsi="Adani"/>
-                <w:b w:val="0"/>
-                <w:sz w:val="18"/>
-                <w:u w:val="none"/>
-              </w:rPr>
-              <w:t>03/01/2023</w:t>
             </w:r>
           </w:p>
         </w:tc>
@@ -2437,7 +2272,7 @@
                 <w:sz w:val="18"/>
                 <w:u w:val="none"/>
               </w:rPr>
-              <w:t>Date:   07th May, 2026</w:t>
+              <w:t>Date:   15th May, 2026</w:t>
             </w:r>
           </w:p>
         </w:tc>
@@ -2703,174 +2538,441 @@
         <w:t>:</w:t>
       </w:r>
     </w:p>
-    <w:p>
-      <w:pPr>
-        <w:pStyle w:val="ListNumber"/>
-        <w:spacing w:before="0" w:after="40"/>
-        <w:ind w:left="720"/>
-      </w:pPr>
-      <w:r>
-        <w:rPr>
-          <w:rFonts w:ascii="Adani" w:hAnsi="Adani"/>
-          <w:b w:val="0"/>
-          <w:sz w:val="20"/>
-          <w:u w:val="none"/>
-        </w:rPr>
-        <w:t>Father</w:t>
-        <w:tab/>
-        <w:tab/>
-        <w:t>:</w:t>
-        <w:tab/>
-        <w:t>NIL</w:t>
-      </w:r>
-    </w:p>
-    <w:p>
-      <w:pPr>
-        <w:pStyle w:val="ListNumber"/>
-        <w:spacing w:before="0" w:after="40"/>
-        <w:ind w:left="720"/>
-      </w:pPr>
-      <w:r>
-        <w:rPr>
-          <w:rFonts w:ascii="Adani" w:hAnsi="Adani"/>
-          <w:b w:val="0"/>
-          <w:sz w:val="20"/>
-          <w:u w:val="none"/>
-        </w:rPr>
-        <w:t>Mother</w:t>
-        <w:tab/>
-        <w:tab/>
-        <w:t>:</w:t>
-        <w:tab/>
-        <w:t>NIL</w:t>
-      </w:r>
-    </w:p>
-    <w:p>
-      <w:pPr>
-        <w:pStyle w:val="ListNumber"/>
-        <w:spacing w:before="0" w:after="40"/>
-        <w:ind w:left="720"/>
-      </w:pPr>
-      <w:r>
-        <w:rPr>
-          <w:rFonts w:ascii="Adani" w:hAnsi="Adani"/>
-          <w:b w:val="0"/>
-          <w:sz w:val="20"/>
-          <w:u w:val="none"/>
-        </w:rPr>
-        <w:t>Son</w:t>
-        <w:tab/>
-        <w:tab/>
-        <w:t>:</w:t>
-        <w:tab/>
-        <w:t>NIL</w:t>
-      </w:r>
-    </w:p>
-    <w:p>
-      <w:pPr>
-        <w:pStyle w:val="ListNumber"/>
-        <w:spacing w:before="0" w:after="40"/>
-        <w:ind w:left="720"/>
-      </w:pPr>
-      <w:r>
-        <w:rPr>
-          <w:rFonts w:ascii="Adani" w:hAnsi="Adani"/>
-          <w:b w:val="0"/>
-          <w:sz w:val="20"/>
-          <w:u w:val="none"/>
-        </w:rPr>
-        <w:t>Son's Wife</w:t>
-        <w:tab/>
-        <w:tab/>
-        <w:t>:</w:t>
-        <w:tab/>
-        <w:t>NIL</w:t>
-      </w:r>
-    </w:p>
-    <w:p>
-      <w:pPr>
-        <w:pStyle w:val="ListNumber"/>
-        <w:spacing w:before="0" w:after="40"/>
-        <w:ind w:left="720"/>
-      </w:pPr>
-      <w:r>
-        <w:rPr>
-          <w:rFonts w:ascii="Adani" w:hAnsi="Adani"/>
-          <w:b w:val="0"/>
-          <w:sz w:val="20"/>
-          <w:u w:val="none"/>
-        </w:rPr>
-        <w:t>Daughter</w:t>
-        <w:tab/>
-        <w:tab/>
-        <w:t>:</w:t>
-        <w:tab/>
-        <w:t>NIL</w:t>
-      </w:r>
-    </w:p>
-    <w:p>
-      <w:pPr>
-        <w:pStyle w:val="ListNumber"/>
-        <w:spacing w:before="0" w:after="40"/>
-        <w:ind w:left="720"/>
-      </w:pPr>
-      <w:r>
-        <w:rPr>
-          <w:rFonts w:ascii="Adani" w:hAnsi="Adani"/>
-          <w:b w:val="0"/>
-          <w:sz w:val="20"/>
-          <w:u w:val="none"/>
-        </w:rPr>
-        <w:t>Daughter's Husband</w:t>
-        <w:tab/>
-        <w:tab/>
-        <w:t>:</w:t>
-        <w:tab/>
-        <w:t>NIL</w:t>
-      </w:r>
-    </w:p>
-    <w:p>
-      <w:pPr>
-        <w:pStyle w:val="ListNumber"/>
-        <w:spacing w:before="0" w:after="40"/>
-        <w:ind w:left="720"/>
-      </w:pPr>
-      <w:r>
-        <w:rPr>
-          <w:rFonts w:ascii="Adani" w:hAnsi="Adani"/>
-          <w:b w:val="0"/>
-          <w:sz w:val="20"/>
-          <w:u w:val="none"/>
-        </w:rPr>
-        <w:t>Brother</w:t>
-        <w:tab/>
-        <w:tab/>
-        <w:t>:</w:t>
-        <w:tab/>
-        <w:t>NIL</w:t>
-      </w:r>
-    </w:p>
-    <w:p>
-      <w:pPr>
-        <w:pStyle w:val="ListNumber"/>
-        <w:spacing w:before="0" w:after="40"/>
-        <w:ind w:left="720"/>
-      </w:pPr>
-      <w:r>
-        <w:rPr>
-          <w:rFonts w:ascii="Adani" w:hAnsi="Adani"/>
-          <w:b w:val="0"/>
-          <w:sz w:val="20"/>
-          <w:u w:val="none"/>
-        </w:rPr>
-        <w:t>Sister</w:t>
-        <w:tab/>
-        <w:tab/>
-        <w:t>:</w:t>
-        <w:tab/>
-        <w:t>NIL</w:t>
-      </w:r>
-    </w:p>
+    <w:tbl>
+      <w:tblPr>
+        <w:tblW w:type="auto" w:w="0"/>
+        <w:jc w:val="left"/>
+        <w:tblLook w:firstColumn="1" w:firstRow="1" w:lastColumn="0" w:lastRow="0" w:noHBand="0" w:noVBand="1" w:val="04A0"/>
+      </w:tblPr>
+      <w:tblGrid>
+        <w:gridCol w:w="4536"/>
+        <w:gridCol w:w="4536"/>
+      </w:tblGrid>
+      <w:tr>
+        <w:tc>
+          <w:tcPr>
+            <w:tcW w:type="dxa" w:w="4536"/>
+            <w:tcBorders>
+              <w:top w:val="none"/>
+              <w:bottom w:val="none"/>
+              <w:left w:val="none"/>
+              <w:right w:val="none"/>
+            </w:tcBorders>
+          </w:tcPr>
+          <w:p>
+            <w:pPr>
+              <w:ind w:left="720"/>
+            </w:pPr>
+            <w:r>
+              <w:rPr>
+                <w:rFonts w:ascii="Adani" w:hAnsi="Adani"/>
+                <w:b w:val="0"/>
+                <w:sz w:val="20"/>
+                <w:u w:val="none"/>
+              </w:rPr>
+              <w:t>1.</w:t>
+              <w:tab/>
+              <w:t>Father</w:t>
+              <w:tab/>
+              <w:t>:</w:t>
+            </w:r>
+          </w:p>
+        </w:tc>
+        <w:tc>
+          <w:tcPr>
+            <w:tcW w:type="dxa" w:w="4536"/>
+            <w:tcBorders>
+              <w:top w:val="none"/>
+              <w:bottom w:val="none"/>
+              <w:left w:val="none"/>
+              <w:right w:val="none"/>
+            </w:tcBorders>
+          </w:tcPr>
+          <w:p>
+            <w:r>
+              <w:rPr>
+                <w:rFonts w:ascii="Adani" w:hAnsi="Adani"/>
+                <w:b w:val="0"/>
+                <w:sz w:val="20"/>
+                <w:u w:val="none"/>
+              </w:rPr>
+              <w:t>NIL</w:t>
+            </w:r>
+          </w:p>
+        </w:tc>
+      </w:tr>
+      <w:tr>
+        <w:tc>
+          <w:tcPr>
+            <w:tcW w:type="dxa" w:w="4536"/>
+            <w:tcBorders>
+              <w:top w:val="none"/>
+              <w:bottom w:val="none"/>
+              <w:left w:val="none"/>
+              <w:right w:val="none"/>
+            </w:tcBorders>
+          </w:tcPr>
+          <w:p>
+            <w:pPr>
+              <w:ind w:left="720"/>
+            </w:pPr>
+            <w:r>
+              <w:rPr>
+                <w:rFonts w:ascii="Adani" w:hAnsi="Adani"/>
+                <w:b w:val="0"/>
+                <w:sz w:val="20"/>
+                <w:u w:val="none"/>
+              </w:rPr>
+              <w:t>2.</w:t>
+              <w:tab/>
+              <w:t>Mother</w:t>
+              <w:tab/>
+              <w:t>:</w:t>
+            </w:r>
+          </w:p>
+        </w:tc>
+        <w:tc>
+          <w:tcPr>
+            <w:tcW w:type="dxa" w:w="4536"/>
+            <w:tcBorders>
+              <w:top w:val="none"/>
+              <w:bottom w:val="none"/>
+              <w:left w:val="none"/>
+              <w:right w:val="none"/>
+            </w:tcBorders>
+          </w:tcPr>
+          <w:p>
+            <w:r>
+              <w:rPr>
+                <w:rFonts w:ascii="Adani" w:hAnsi="Adani"/>
+                <w:b w:val="0"/>
+                <w:sz w:val="20"/>
+                <w:u w:val="none"/>
+              </w:rPr>
+              <w:t>NIL</w:t>
+            </w:r>
+          </w:p>
+        </w:tc>
+      </w:tr>
+      <w:tr>
+        <w:tc>
+          <w:tcPr>
+            <w:tcW w:type="dxa" w:w="4536"/>
+            <w:tcBorders>
+              <w:top w:val="none"/>
+              <w:bottom w:val="none"/>
+              <w:left w:val="none"/>
+              <w:right w:val="none"/>
+            </w:tcBorders>
+          </w:tcPr>
+          <w:p>
+            <w:pPr>
+              <w:ind w:left="720"/>
+            </w:pPr>
+            <w:r>
+              <w:rPr>
+                <w:rFonts w:ascii="Adani" w:hAnsi="Adani"/>
+                <w:b w:val="0"/>
+                <w:sz w:val="20"/>
+                <w:u w:val="none"/>
+              </w:rPr>
+              <w:t>3.</w:t>
+              <w:tab/>
+              <w:t>Son</w:t>
+              <w:tab/>
+              <w:t>:</w:t>
+            </w:r>
+          </w:p>
+        </w:tc>
+        <w:tc>
+          <w:tcPr>
+            <w:tcW w:type="dxa" w:w="4536"/>
+            <w:tcBorders>
+              <w:top w:val="none"/>
+              <w:bottom w:val="none"/>
+              <w:left w:val="none"/>
+              <w:right w:val="none"/>
+            </w:tcBorders>
+          </w:tcPr>
+          <w:p>
+            <w:r>
+              <w:rPr>
+                <w:rFonts w:ascii="Adani" w:hAnsi="Adani"/>
+                <w:b w:val="0"/>
+                <w:sz w:val="20"/>
+                <w:u w:val="none"/>
+              </w:rPr>
+              <w:t>NIL</w:t>
+            </w:r>
+          </w:p>
+        </w:tc>
+      </w:tr>
+      <w:tr>
+        <w:tc>
+          <w:tcPr>
+            <w:tcW w:type="dxa" w:w="4536"/>
+            <w:tcBorders>
+              <w:top w:val="none"/>
+              <w:bottom w:val="none"/>
+              <w:left w:val="none"/>
+              <w:right w:val="none"/>
+            </w:tcBorders>
+          </w:tcPr>
+          <w:p>
+            <w:pPr>
+              <w:ind w:left="720"/>
+            </w:pPr>
+            <w:r>
+              <w:rPr>
+                <w:rFonts w:ascii="Adani" w:hAnsi="Adani"/>
+                <w:b w:val="0"/>
+                <w:sz w:val="20"/>
+                <w:u w:val="none"/>
+              </w:rPr>
+              <w:t>4.</w:t>
+              <w:tab/>
+              <w:t>Son's Wife</w:t>
+              <w:tab/>
+              <w:t>:</w:t>
+            </w:r>
+          </w:p>
+        </w:tc>
+        <w:tc>
+          <w:tcPr>
+            <w:tcW w:type="dxa" w:w="4536"/>
+            <w:tcBorders>
+              <w:top w:val="none"/>
+              <w:bottom w:val="none"/>
+              <w:left w:val="none"/>
+              <w:right w:val="none"/>
+            </w:tcBorders>
+          </w:tcPr>
+          <w:p>
+            <w:r>
+              <w:rPr>
+                <w:rFonts w:ascii="Adani" w:hAnsi="Adani"/>
+                <w:b w:val="0"/>
+                <w:sz w:val="20"/>
+                <w:u w:val="none"/>
+              </w:rPr>
+              <w:t>NIL</w:t>
+            </w:r>
+          </w:p>
+        </w:tc>
+      </w:tr>
+      <w:tr>
+        <w:tc>
+          <w:tcPr>
+            <w:tcW w:type="dxa" w:w="4536"/>
+            <w:tcBorders>
+              <w:top w:val="none"/>
+              <w:bottom w:val="none"/>
+              <w:left w:val="none"/>
+              <w:right w:val="none"/>
+            </w:tcBorders>
+          </w:tcPr>
+          <w:p>
+            <w:pPr>
+              <w:ind w:left="720"/>
+            </w:pPr>
+            <w:r>
+              <w:rPr>
+                <w:rFonts w:ascii="Adani" w:hAnsi="Adani"/>
+                <w:b w:val="0"/>
+                <w:sz w:val="20"/>
+                <w:u w:val="none"/>
+              </w:rPr>
+              <w:t>5.</w:t>
+              <w:tab/>
+              <w:t>Daughter</w:t>
+              <w:tab/>
+              <w:t>:</w:t>
+            </w:r>
+          </w:p>
+        </w:tc>
+        <w:tc>
+          <w:tcPr>
+            <w:tcW w:type="dxa" w:w="4536"/>
+            <w:tcBorders>
+              <w:top w:val="none"/>
+              <w:bottom w:val="none"/>
+              <w:left w:val="none"/>
+              <w:right w:val="none"/>
+            </w:tcBorders>
+          </w:tcPr>
+          <w:p>
+            <w:r>
+              <w:rPr>
+                <w:rFonts w:ascii="Adani" w:hAnsi="Adani"/>
+                <w:b w:val="0"/>
+                <w:sz w:val="20"/>
+                <w:u w:val="none"/>
+              </w:rPr>
+              <w:t>NIL</w:t>
+            </w:r>
+          </w:p>
+        </w:tc>
+      </w:tr>
+      <w:tr>
+        <w:tc>
+          <w:tcPr>
+            <w:tcW w:type="dxa" w:w="4536"/>
+            <w:tcBorders>
+              <w:top w:val="none"/>
+              <w:bottom w:val="none"/>
+              <w:left w:val="none"/>
+              <w:right w:val="none"/>
+            </w:tcBorders>
+          </w:tcPr>
+          <w:p>
+            <w:pPr>
+              <w:ind w:left="720"/>
+            </w:pPr>
+            <w:r>
+              <w:rPr>
+                <w:rFonts w:ascii="Adani" w:hAnsi="Adani"/>
+                <w:b w:val="0"/>
+                <w:sz w:val="20"/>
+                <w:u w:val="none"/>
+              </w:rPr>
+              <w:t>6.</w:t>
+              <w:tab/>
+              <w:t>Daughter's Husband</w:t>
+              <w:tab/>
+              <w:t>:</w:t>
+            </w:r>
+          </w:p>
+        </w:tc>
+        <w:tc>
+          <w:tcPr>
+            <w:tcW w:type="dxa" w:w="4536"/>
+            <w:tcBorders>
+              <w:top w:val="none"/>
+              <w:bottom w:val="none"/>
+              <w:left w:val="none"/>
+              <w:right w:val="none"/>
+            </w:tcBorders>
+          </w:tcPr>
+          <w:p>
+            <w:r>
+              <w:rPr>
+                <w:rFonts w:ascii="Adani" w:hAnsi="Adani"/>
+                <w:b w:val="0"/>
+                <w:sz w:val="20"/>
+                <w:u w:val="none"/>
+              </w:rPr>
+              <w:t>NIL</w:t>
+            </w:r>
+          </w:p>
+        </w:tc>
+      </w:tr>
+      <w:tr>
+        <w:tc>
+          <w:tcPr>
+            <w:tcW w:type="dxa" w:w="4536"/>
+            <w:tcBorders>
+              <w:top w:val="none"/>
+              <w:bottom w:val="none"/>
+              <w:left w:val="none"/>
+              <w:right w:val="none"/>
+            </w:tcBorders>
+          </w:tcPr>
+          <w:p>
+            <w:pPr>
+              <w:ind w:left="720"/>
+            </w:pPr>
+            <w:r>
+              <w:rPr>
+                <w:rFonts w:ascii="Adani" w:hAnsi="Adani"/>
+                <w:b w:val="0"/>
+                <w:sz w:val="20"/>
+                <w:u w:val="none"/>
+              </w:rPr>
+              <w:t>7.</w:t>
+              <w:tab/>
+              <w:t>Brother</w:t>
+              <w:tab/>
+              <w:t>:</w:t>
+            </w:r>
+          </w:p>
+        </w:tc>
+        <w:tc>
+          <w:tcPr>
+            <w:tcW w:type="dxa" w:w="4536"/>
+            <w:tcBorders>
+              <w:top w:val="none"/>
+              <w:bottom w:val="none"/>
+              <w:left w:val="none"/>
+              <w:right w:val="none"/>
+            </w:tcBorders>
+          </w:tcPr>
+          <w:p>
+            <w:r>
+              <w:rPr>
+                <w:rFonts w:ascii="Adani" w:hAnsi="Adani"/>
+                <w:b w:val="0"/>
+                <w:sz w:val="20"/>
+                <w:u w:val="none"/>
+              </w:rPr>
+              <w:t>NIL</w:t>
+            </w:r>
+          </w:p>
+        </w:tc>
+      </w:tr>
+      <w:tr>
+        <w:tc>
+          <w:tcPr>
+            <w:tcW w:type="dxa" w:w="4536"/>
+            <w:tcBorders>
+              <w:top w:val="none"/>
+              <w:bottom w:val="none"/>
+              <w:left w:val="none"/>
+              <w:right w:val="none"/>
+            </w:tcBorders>
+          </w:tcPr>
+          <w:p>
+            <w:pPr>
+              <w:ind w:left="720"/>
+            </w:pPr>
+            <w:r>
+              <w:rPr>
+                <w:rFonts w:ascii="Adani" w:hAnsi="Adani"/>
+                <w:b w:val="0"/>
+                <w:sz w:val="20"/>
+                <w:u w:val="none"/>
+              </w:rPr>
+              <w:t>8.</w:t>
+              <w:tab/>
+              <w:t>Sister</w:t>
+              <w:tab/>
+              <w:t>:</w:t>
+            </w:r>
+          </w:p>
+        </w:tc>
+        <w:tc>
+          <w:tcPr>
+            <w:tcW w:type="dxa" w:w="4536"/>
+            <w:tcBorders>
+              <w:top w:val="none"/>
+              <w:bottom w:val="none"/>
+              <w:left w:val="none"/>
+              <w:right w:val="none"/>
+            </w:tcBorders>
+          </w:tcPr>
+          <w:p>
+            <w:r>
+              <w:rPr>
+                <w:rFonts w:ascii="Adani" w:hAnsi="Adani"/>
+                <w:b w:val="0"/>
+                <w:sz w:val="20"/>
+                <w:u w:val="none"/>
+              </w:rPr>
+              <w:t>NIL</w:t>
+            </w:r>
+          </w:p>
+        </w:tc>
+      </w:tr>
+    </w:tbl>
     <w:p/>
     <w:p>
       <w:pPr>
@@ -3207,7 +3309,7 @@
                 <w:sz w:val="18"/>
                 <w:u w:val="none"/>
               </w:rPr>
-              <w:t>Date:   07th May, 2026</w:t>
+              <w:t>Date:   15th May, 2026</w:t>
             </w:r>
           </w:p>
         </w:tc>
@@ -3368,7 +3470,7 @@
           <w:sz w:val="20"/>
           <w:u w:val="none"/>
         </w:rPr>
-        <w:t>07th May, 2026</w:t>
+        <w:t>15th May, 2026</w:t>
       </w:r>
     </w:p>
     <w:p>
@@ -3428,7 +3530,7 @@
           <w:sz w:val="20"/>
           <w:u w:val="none"/>
         </w:rPr>
-        <w:t>BHAGALPUR WASTE WATER LIMITED</w:t>
+        <w:t>MOXIE POWER GENERATION LIMITED</w:t>
       </w:r>
     </w:p>
     <w:p>
@@ -3443,7 +3545,7 @@
           <w:sz w:val="20"/>
           <w:u w:val="none"/>
         </w:rPr>
-        <w:t>MP POWER TRANSMISSION PACKAGE-II LIMITED</w:t>
+        <w:t>BHAGALPUR WASTE WATER LIMITED</w:t>
       </w:r>
     </w:p>
     <w:p>
@@ -3503,6 +3605,21 @@
           <w:sz w:val="20"/>
           <w:u w:val="none"/>
         </w:rPr>
+        <w:t>KAMUTHI SOLAR POWER LIMITED</w:t>
+      </w:r>
+    </w:p>
+    <w:p>
+      <w:pPr>
+        <w:spacing w:before="0" w:after="20"/>
+        <w:jc w:val="left"/>
+      </w:pPr>
+      <w:r>
+        <w:rPr>
+          <w:rFonts w:ascii="Adani" w:hAnsi="Adani"/>
+          <w:b/>
+          <w:sz w:val="20"/>
+          <w:u w:val="none"/>
+        </w:rPr>
         <w:t>ADANI GANGAVARAM PORT LIMITED</w:t>
       </w:r>
     </w:p>
@@ -3534,21 +3651,6 @@
           <w:u w:val="none"/>
         </w:rPr>
         <w:t>MUNDRA LPG TERMINAL PRIVATE LIMITED</w:t>
-      </w:r>
-    </w:p>
-    <w:p>
-      <w:pPr>
-        <w:spacing w:before="0" w:after="20"/>
-        <w:jc w:val="left"/>
-      </w:pPr>
-      <w:r>
-        <w:rPr>
-          <w:rFonts w:ascii="Adani" w:hAnsi="Adani"/>
-          <w:b/>
-          <w:sz w:val="20"/>
-          <w:u w:val="none"/>
-        </w:rPr>
-        <w:t>MUNDRA SOLAR ENERGY LIMITED</w:t>
       </w:r>
     </w:p>
     <w:p>
@@ -3654,7 +3756,7 @@
           <w:sz w:val="20"/>
           <w:u w:val="none"/>
         </w:rPr>
-        <w:t>BHAGALPUR WASTE WATER LIMITED</w:t>
+        <w:t>MOXIE POWER GENERATION LIMITED</w:t>
       </w:r>
     </w:p>
     <w:p>
@@ -3669,7 +3771,7 @@
           <w:sz w:val="20"/>
           <w:u w:val="none"/>
         </w:rPr>
-        <w:t>MP POWER TRANSMISSION PACKAGE-II LIMITED</w:t>
+        <w:t>BHAGALPUR WASTE WATER LIMITED</w:t>
       </w:r>
     </w:p>
     <w:p>
@@ -3714,6 +3816,21 @@
           <w:sz w:val="20"/>
           <w:u w:val="none"/>
         </w:rPr>
+        <w:t>KAMUTHI SOLAR POWER LIMITED</w:t>
+      </w:r>
+    </w:p>
+    <w:p>
+      <w:pPr>
+        <w:spacing w:before="0" w:after="20"/>
+        <w:jc w:val="left"/>
+      </w:pPr>
+      <w:r>
+        <w:rPr>
+          <w:rFonts w:ascii="Adani" w:hAnsi="Adani"/>
+          <w:b w:val="0"/>
+          <w:sz w:val="20"/>
+          <w:u w:val="none"/>
+        </w:rPr>
         <w:t>ADANI GANGAVARAM PORT LIMITED</w:t>
       </w:r>
     </w:p>
@@ -3730,21 +3847,6 @@
           <w:u w:val="none"/>
         </w:rPr>
         <w:t>ADANI GREEN ENERGY (TAMILNADU) LIMITED</w:t>
-      </w:r>
-    </w:p>
-    <w:p>
-      <w:pPr>
-        <w:spacing w:before="0" w:after="20"/>
-        <w:jc w:val="left"/>
-      </w:pPr>
-      <w:r>
-        <w:rPr>
-          <w:rFonts w:ascii="Adani" w:hAnsi="Adani"/>
-          <w:b w:val="0"/>
-          <w:sz w:val="20"/>
-          <w:u w:val="none"/>
-        </w:rPr>
-        <w:t>MUNDRA SOLAR ENERGY LIMITED</w:t>
       </w:r>
     </w:p>
     <w:p>
@@ -4898,6 +5000,120 @@
                 <w:sz w:val="18"/>
                 <w:u w:val="none"/>
               </w:rPr>
+              <w:t>U35100TN2024PLC167065</w:t>
+            </w:r>
+          </w:p>
+        </w:tc>
+        <w:tc>
+          <w:tcPr>
+            <w:tcW w:type="dxa" w:w="4252"/>
+            <w:shd w:val="clear" w:color="auto" w:fill="FFFFFF"/>
+            <w:tcBorders>
+              <w:top w:val="single" w:sz="4" w:space="0" w:color="000000"/>
+              <w:left w:val="single" w:sz="4" w:space="0" w:color="000000"/>
+              <w:bottom w:val="single" w:sz="4" w:space="0" w:color="000000"/>
+              <w:right w:val="single" w:sz="4" w:space="0" w:color="000000"/>
+            </w:tcBorders>
+            <w:vAlign w:val="center"/>
+          </w:tcPr>
+          <w:p>
+            <w:pPr>
+              <w:spacing w:before="40" w:after="40"/>
+              <w:jc w:val="left"/>
+            </w:pPr>
+            <w:r>
+              <w:rPr>
+                <w:rFonts w:ascii="Adani" w:hAnsi="Adani"/>
+                <w:b w:val="0"/>
+                <w:sz w:val="18"/>
+                <w:u w:val="none"/>
+              </w:rPr>
+              <w:t>MOXIE POWER GENERATION LIMITED</w:t>
+            </w:r>
+          </w:p>
+        </w:tc>
+        <w:tc>
+          <w:tcPr>
+            <w:tcW w:type="dxa" w:w="1587"/>
+            <w:shd w:val="clear" w:color="auto" w:fill="FFFFFF"/>
+            <w:tcBorders>
+              <w:top w:val="single" w:sz="4" w:space="0" w:color="000000"/>
+              <w:left w:val="single" w:sz="4" w:space="0" w:color="000000"/>
+              <w:bottom w:val="single" w:sz="4" w:space="0" w:color="000000"/>
+              <w:right w:val="single" w:sz="4" w:space="0" w:color="000000"/>
+            </w:tcBorders>
+            <w:vAlign w:val="center"/>
+          </w:tcPr>
+          <w:p>
+            <w:pPr>
+              <w:spacing w:before="40" w:after="40"/>
+              <w:jc w:val="left"/>
+            </w:pPr>
+            <w:r>
+              <w:rPr>
+                <w:rFonts w:ascii="Adani" w:hAnsi="Adani"/>
+                <w:b w:val="0"/>
+                <w:sz w:val="18"/>
+                <w:u w:val="none"/>
+              </w:rPr>
+              <w:t>Additional Director</w:t>
+            </w:r>
+          </w:p>
+        </w:tc>
+        <w:tc>
+          <w:tcPr>
+            <w:tcW w:type="dxa" w:w="1304"/>
+            <w:shd w:val="clear" w:color="auto" w:fill="FFFFFF"/>
+            <w:tcBorders>
+              <w:top w:val="single" w:sz="4" w:space="0" w:color="000000"/>
+              <w:left w:val="single" w:sz="4" w:space="0" w:color="000000"/>
+              <w:bottom w:val="single" w:sz="4" w:space="0" w:color="000000"/>
+              <w:right w:val="single" w:sz="4" w:space="0" w:color="000000"/>
+            </w:tcBorders>
+            <w:vAlign w:val="center"/>
+          </w:tcPr>
+          <w:p>
+            <w:pPr>
+              <w:spacing w:before="40" w:after="40"/>
+              <w:jc w:val="left"/>
+            </w:pPr>
+            <w:r>
+              <w:rPr>
+                <w:rFonts w:ascii="Adani" w:hAnsi="Adani"/>
+                <w:b w:val="0"/>
+                <w:sz w:val="18"/>
+                <w:u w:val="none"/>
+              </w:rPr>
+              <w:t>01/07/2025</w:t>
+            </w:r>
+          </w:p>
+        </w:tc>
+      </w:tr>
+      <w:tr>
+        <w:tc>
+          <w:tcPr>
+            <w:tcW w:type="dxa" w:w="2268"/>
+            <w:shd w:val="clear" w:color="auto" w:fill="FFFFFF"/>
+            <w:tcBorders>
+              <w:top w:val="single" w:sz="4" w:space="0" w:color="000000"/>
+              <w:left w:val="single" w:sz="4" w:space="0" w:color="000000"/>
+              <w:bottom w:val="single" w:sz="4" w:space="0" w:color="000000"/>
+              <w:right w:val="single" w:sz="4" w:space="0" w:color="000000"/>
+            </w:tcBorders>
+            <w:vAlign w:val="center"/>
+          </w:tcPr>
+          <w:p>
+            <w:pPr>
+              <w:spacing w:before="40" w:after="40"/>
+              <w:jc w:val="left"/>
+            </w:pPr>
+            <w:r>
+              <w:rPr>
+                <w:rFonts w:ascii="Adani" w:hAnsi="Adani"/>
+                <w:b w:val="0"/>
+                <w:sz w:val="18"/>
+                <w:u w:val="none"/>
+              </w:rPr>
               <w:t>U45309GJ2021PLC124325</w:t>
             </w:r>
           </w:p>
@@ -4983,120 +5199,6 @@
                 <w:u w:val="none"/>
               </w:rPr>
               <w:t>25/04/2025</w:t>
-            </w:r>
-          </w:p>
-        </w:tc>
-      </w:tr>
-      <w:tr>
-        <w:tc>
-          <w:tcPr>
-            <w:tcW w:type="dxa" w:w="2268"/>
-            <w:shd w:val="clear" w:color="auto" w:fill="FFFFFF"/>
-            <w:tcBorders>
-              <w:top w:val="single" w:sz="4" w:space="0" w:color="000000"/>
-              <w:left w:val="single" w:sz="4" w:space="0" w:color="000000"/>
-              <w:bottom w:val="single" w:sz="4" w:space="0" w:color="000000"/>
-              <w:right w:val="single" w:sz="4" w:space="0" w:color="000000"/>
-            </w:tcBorders>
-            <w:vAlign w:val="center"/>
-          </w:tcPr>
-          <w:p>
-            <w:pPr>
-              <w:spacing w:before="40" w:after="40"/>
-              <w:jc w:val="left"/>
-            </w:pPr>
-            <w:r>
-              <w:rPr>
-                <w:rFonts w:ascii="Adani" w:hAnsi="Adani"/>
-                <w:b w:val="0"/>
-                <w:sz w:val="18"/>
-                <w:u w:val="none"/>
-              </w:rPr>
-              <w:t>U40100GJ2020PLC148591</w:t>
-            </w:r>
-          </w:p>
-        </w:tc>
-        <w:tc>
-          <w:tcPr>
-            <w:tcW w:type="dxa" w:w="4252"/>
-            <w:shd w:val="clear" w:color="auto" w:fill="FFFFFF"/>
-            <w:tcBorders>
-              <w:top w:val="single" w:sz="4" w:space="0" w:color="000000"/>
-              <w:left w:val="single" w:sz="4" w:space="0" w:color="000000"/>
-              <w:bottom w:val="single" w:sz="4" w:space="0" w:color="000000"/>
-              <w:right w:val="single" w:sz="4" w:space="0" w:color="000000"/>
-            </w:tcBorders>
-            <w:vAlign w:val="center"/>
-          </w:tcPr>
-          <w:p>
-            <w:pPr>
-              <w:spacing w:before="40" w:after="40"/>
-              <w:jc w:val="left"/>
-            </w:pPr>
-            <w:r>
-              <w:rPr>
-                <w:rFonts w:ascii="Adani" w:hAnsi="Adani"/>
-                <w:b w:val="0"/>
-                <w:sz w:val="18"/>
-                <w:u w:val="none"/>
-              </w:rPr>
-              <w:t>MP POWER TRANSMISSION PACKAGE-II LIMITED</w:t>
-            </w:r>
-          </w:p>
-        </w:tc>
-        <w:tc>
-          <w:tcPr>
-            <w:tcW w:type="dxa" w:w="1587"/>
-            <w:shd w:val="clear" w:color="auto" w:fill="FFFFFF"/>
-            <w:tcBorders>
-              <w:top w:val="single" w:sz="4" w:space="0" w:color="000000"/>
-              <w:left w:val="single" w:sz="4" w:space="0" w:color="000000"/>
-              <w:bottom w:val="single" w:sz="4" w:space="0" w:color="000000"/>
-              <w:right w:val="single" w:sz="4" w:space="0" w:color="000000"/>
-            </w:tcBorders>
-            <w:vAlign w:val="center"/>
-          </w:tcPr>
-          <w:p>
-            <w:pPr>
-              <w:spacing w:before="40" w:after="40"/>
-              <w:jc w:val="left"/>
-            </w:pPr>
-            <w:r>
-              <w:rPr>
-                <w:rFonts w:ascii="Adani" w:hAnsi="Adani"/>
-                <w:b w:val="0"/>
-                <w:sz w:val="18"/>
-                <w:u w:val="none"/>
-              </w:rPr>
-              <w:t>Director</w:t>
-            </w:r>
-          </w:p>
-        </w:tc>
-        <w:tc>
-          <w:tcPr>
-            <w:tcW w:type="dxa" w:w="1304"/>
-            <w:shd w:val="clear" w:color="auto" w:fill="FFFFFF"/>
-            <w:tcBorders>
-              <w:top w:val="single" w:sz="4" w:space="0" w:color="000000"/>
-              <w:left w:val="single" w:sz="4" w:space="0" w:color="000000"/>
-              <w:bottom w:val="single" w:sz="4" w:space="0" w:color="000000"/>
-              <w:right w:val="single" w:sz="4" w:space="0" w:color="000000"/>
-            </w:tcBorders>
-            <w:vAlign w:val="center"/>
-          </w:tcPr>
-          <w:p>
-            <w:pPr>
-              <w:spacing w:before="40" w:after="40"/>
-              <w:jc w:val="left"/>
-            </w:pPr>
-            <w:r>
-              <w:rPr>
-                <w:rFonts w:ascii="Adani" w:hAnsi="Adani"/>
-                <w:b w:val="0"/>
-                <w:sz w:val="18"/>
-                <w:u w:val="none"/>
-              </w:rPr>
-              <w:t>22/06/2024</w:t>
             </w:r>
           </w:p>
         </w:tc>
@@ -5468,6 +5570,120 @@
                 <w:sz w:val="18"/>
                 <w:u w:val="none"/>
               </w:rPr>
+              <w:t>U40106GJ2015PLC083399</w:t>
+            </w:r>
+          </w:p>
+        </w:tc>
+        <w:tc>
+          <w:tcPr>
+            <w:tcW w:type="dxa" w:w="4252"/>
+            <w:shd w:val="clear" w:color="auto" w:fill="FFFFFF"/>
+            <w:tcBorders>
+              <w:top w:val="single" w:sz="4" w:space="0" w:color="000000"/>
+              <w:left w:val="single" w:sz="4" w:space="0" w:color="000000"/>
+              <w:bottom w:val="single" w:sz="4" w:space="0" w:color="000000"/>
+              <w:right w:val="single" w:sz="4" w:space="0" w:color="000000"/>
+            </w:tcBorders>
+            <w:vAlign w:val="center"/>
+          </w:tcPr>
+          <w:p>
+            <w:pPr>
+              <w:spacing w:before="40" w:after="40"/>
+              <w:jc w:val="left"/>
+            </w:pPr>
+            <w:r>
+              <w:rPr>
+                <w:rFonts w:ascii="Adani" w:hAnsi="Adani"/>
+                <w:b w:val="0"/>
+                <w:sz w:val="18"/>
+                <w:u w:val="none"/>
+              </w:rPr>
+              <w:t>KAMUTHI SOLAR POWER LIMITED</w:t>
+            </w:r>
+          </w:p>
+        </w:tc>
+        <w:tc>
+          <w:tcPr>
+            <w:tcW w:type="dxa" w:w="1587"/>
+            <w:shd w:val="clear" w:color="auto" w:fill="FFFFFF"/>
+            <w:tcBorders>
+              <w:top w:val="single" w:sz="4" w:space="0" w:color="000000"/>
+              <w:left w:val="single" w:sz="4" w:space="0" w:color="000000"/>
+              <w:bottom w:val="single" w:sz="4" w:space="0" w:color="000000"/>
+              <w:right w:val="single" w:sz="4" w:space="0" w:color="000000"/>
+            </w:tcBorders>
+            <w:vAlign w:val="center"/>
+          </w:tcPr>
+          <w:p>
+            <w:pPr>
+              <w:spacing w:before="40" w:after="40"/>
+              <w:jc w:val="left"/>
+            </w:pPr>
+            <w:r>
+              <w:rPr>
+                <w:rFonts w:ascii="Adani" w:hAnsi="Adani"/>
+                <w:b w:val="0"/>
+                <w:sz w:val="18"/>
+                <w:u w:val="none"/>
+              </w:rPr>
+              <w:t>Director</w:t>
+            </w:r>
+          </w:p>
+        </w:tc>
+        <w:tc>
+          <w:tcPr>
+            <w:tcW w:type="dxa" w:w="1304"/>
+            <w:shd w:val="clear" w:color="auto" w:fill="FFFFFF"/>
+            <w:tcBorders>
+              <w:top w:val="single" w:sz="4" w:space="0" w:color="000000"/>
+              <w:left w:val="single" w:sz="4" w:space="0" w:color="000000"/>
+              <w:bottom w:val="single" w:sz="4" w:space="0" w:color="000000"/>
+              <w:right w:val="single" w:sz="4" w:space="0" w:color="000000"/>
+            </w:tcBorders>
+            <w:vAlign w:val="center"/>
+          </w:tcPr>
+          <w:p>
+            <w:pPr>
+              <w:spacing w:before="40" w:after="40"/>
+              <w:jc w:val="left"/>
+            </w:pPr>
+            <w:r>
+              <w:rPr>
+                <w:rFonts w:ascii="Adani" w:hAnsi="Adani"/>
+                <w:b w:val="0"/>
+                <w:sz w:val="18"/>
+                <w:u w:val="none"/>
+              </w:rPr>
+              <w:t>27/02/2023</w:t>
+            </w:r>
+          </w:p>
+        </w:tc>
+      </w:tr>
+      <w:tr>
+        <w:tc>
+          <w:tcPr>
+            <w:tcW w:type="dxa" w:w="2268"/>
+            <w:shd w:val="clear" w:color="auto" w:fill="FFFFFF"/>
+            <w:tcBorders>
+              <w:top w:val="single" w:sz="4" w:space="0" w:color="000000"/>
+              <w:left w:val="single" w:sz="4" w:space="0" w:color="000000"/>
+              <w:bottom w:val="single" w:sz="4" w:space="0" w:color="000000"/>
+              <w:right w:val="single" w:sz="4" w:space="0" w:color="000000"/>
+            </w:tcBorders>
+            <w:vAlign w:val="center"/>
+          </w:tcPr>
+          <w:p>
+            <w:pPr>
+              <w:spacing w:before="40" w:after="40"/>
+              <w:jc w:val="left"/>
+            </w:pPr>
+            <w:r>
+              <w:rPr>
+                <w:rFonts w:ascii="Adani" w:hAnsi="Adani"/>
+                <w:b w:val="0"/>
+                <w:sz w:val="18"/>
+                <w:u w:val="none"/>
+              </w:rPr>
               <w:t>U61100GJ2021PLC124091</w:t>
             </w:r>
           </w:p>
@@ -5810,120 +6026,6 @@
                 <w:sz w:val="18"/>
                 <w:u w:val="none"/>
               </w:rPr>
-              <w:t>U29308GJ2019SGC110395</w:t>
-            </w:r>
-          </w:p>
-        </w:tc>
-        <w:tc>
-          <w:tcPr>
-            <w:tcW w:type="dxa" w:w="4252"/>
-            <w:shd w:val="clear" w:color="auto" w:fill="FFFFFF"/>
-            <w:tcBorders>
-              <w:top w:val="single" w:sz="4" w:space="0" w:color="000000"/>
-              <w:left w:val="single" w:sz="4" w:space="0" w:color="000000"/>
-              <w:bottom w:val="single" w:sz="4" w:space="0" w:color="000000"/>
-              <w:right w:val="single" w:sz="4" w:space="0" w:color="000000"/>
-            </w:tcBorders>
-            <w:vAlign w:val="center"/>
-          </w:tcPr>
-          <w:p>
-            <w:pPr>
-              <w:spacing w:before="40" w:after="40"/>
-              <w:jc w:val="left"/>
-            </w:pPr>
-            <w:r>
-              <w:rPr>
-                <w:rFonts w:ascii="Adani" w:hAnsi="Adani"/>
-                <w:b w:val="0"/>
-                <w:sz w:val="18"/>
-                <w:u w:val="none"/>
-              </w:rPr>
-              <w:t>MUNDRA SOLAR ENERGY LIMITED</w:t>
-            </w:r>
-          </w:p>
-        </w:tc>
-        <w:tc>
-          <w:tcPr>
-            <w:tcW w:type="dxa" w:w="1587"/>
-            <w:shd w:val="clear" w:color="auto" w:fill="FFFFFF"/>
-            <w:tcBorders>
-              <w:top w:val="single" w:sz="4" w:space="0" w:color="000000"/>
-              <w:left w:val="single" w:sz="4" w:space="0" w:color="000000"/>
-              <w:bottom w:val="single" w:sz="4" w:space="0" w:color="000000"/>
-              <w:right w:val="single" w:sz="4" w:space="0" w:color="000000"/>
-            </w:tcBorders>
-            <w:vAlign w:val="center"/>
-          </w:tcPr>
-          <w:p>
-            <w:pPr>
-              <w:spacing w:before="40" w:after="40"/>
-              <w:jc w:val="left"/>
-            </w:pPr>
-            <w:r>
-              <w:rPr>
-                <w:rFonts w:ascii="Adani" w:hAnsi="Adani"/>
-                <w:b w:val="0"/>
-                <w:sz w:val="18"/>
-                <w:u w:val="none"/>
-              </w:rPr>
-              <w:t>Director</w:t>
-            </w:r>
-          </w:p>
-        </w:tc>
-        <w:tc>
-          <w:tcPr>
-            <w:tcW w:type="dxa" w:w="1304"/>
-            <w:shd w:val="clear" w:color="auto" w:fill="FFFFFF"/>
-            <w:tcBorders>
-              <w:top w:val="single" w:sz="4" w:space="0" w:color="000000"/>
-              <w:left w:val="single" w:sz="4" w:space="0" w:color="000000"/>
-              <w:bottom w:val="single" w:sz="4" w:space="0" w:color="000000"/>
-              <w:right w:val="single" w:sz="4" w:space="0" w:color="000000"/>
-            </w:tcBorders>
-            <w:vAlign w:val="center"/>
-          </w:tcPr>
-          <w:p>
-            <w:pPr>
-              <w:spacing w:before="40" w:after="40"/>
-              <w:jc w:val="left"/>
-            </w:pPr>
-            <w:r>
-              <w:rPr>
-                <w:rFonts w:ascii="Adani" w:hAnsi="Adani"/>
-                <w:b w:val="0"/>
-                <w:sz w:val="18"/>
-                <w:u w:val="none"/>
-              </w:rPr>
-              <w:t>03/01/2023</w:t>
-            </w:r>
-          </w:p>
-        </w:tc>
-      </w:tr>
-      <w:tr>
-        <w:tc>
-          <w:tcPr>
-            <w:tcW w:type="dxa" w:w="2268"/>
-            <w:shd w:val="clear" w:color="auto" w:fill="FFFFFF"/>
-            <w:tcBorders>
-              <w:top w:val="single" w:sz="4" w:space="0" w:color="000000"/>
-              <w:left w:val="single" w:sz="4" w:space="0" w:color="000000"/>
-              <w:bottom w:val="single" w:sz="4" w:space="0" w:color="000000"/>
-              <w:right w:val="single" w:sz="4" w:space="0" w:color="000000"/>
-            </w:tcBorders>
-            <w:vAlign w:val="center"/>
-          </w:tcPr>
-          <w:p>
-            <w:pPr>
-              <w:spacing w:before="40" w:after="40"/>
-              <w:jc w:val="left"/>
-            </w:pPr>
-            <w:r>
-              <w:rPr>
-                <w:rFonts w:ascii="Adani" w:hAnsi="Adani"/>
-                <w:b w:val="0"/>
-                <w:sz w:val="18"/>
-                <w:u w:val="none"/>
-              </w:rPr>
               <w:t>U40108GJ2010PLC148865</w:t>
             </w:r>
           </w:p>

--- a/Backend/Director_Disclosure/Output_Disclosures/2024-25/ADANI_BUNKERING_LIMITED/MBP-1/MBP1_Dipti_Shah_00071429.docx
+++ b/Backend/Director_Disclosure/Output_Disclosures/2024-25/ADANI_BUNKERING_LIMITED/MBP-1/MBP1_Dipti_Shah_00071429.docx
@@ -1809,148 +1809,6 @@
                 <w:sz w:val="18"/>
                 <w:u w:val="none"/>
               </w:rPr>
-              <w:t>SURYA VIDYUT LIMITED</w:t>
-            </w:r>
-          </w:p>
-        </w:tc>
-        <w:tc>
-          <w:tcPr>
-            <w:tcW w:type="dxa" w:w="1814"/>
-            <w:shd w:val="clear" w:color="auto" w:fill="FFFFFF"/>
-            <w:tcBorders>
-              <w:top w:val="single" w:sz="4" w:space="0" w:color="000000"/>
-              <w:left w:val="single" w:sz="4" w:space="0" w:color="000000"/>
-              <w:bottom w:val="single" w:sz="4" w:space="0" w:color="000000"/>
-              <w:right w:val="single" w:sz="4" w:space="0" w:color="000000"/>
-            </w:tcBorders>
-            <w:vAlign w:val="center"/>
-          </w:tcPr>
-          <w:p>
-            <w:pPr>
-              <w:spacing w:before="40" w:after="40"/>
-              <w:jc w:val="left"/>
-            </w:pPr>
-            <w:r>
-              <w:rPr>
-                <w:rFonts w:ascii="Adani" w:hAnsi="Adani"/>
-                <w:b w:val="0"/>
-                <w:sz w:val="18"/>
-                <w:u w:val="none"/>
-              </w:rPr>
-              <w:t>Company Secretary</w:t>
-            </w:r>
-          </w:p>
-        </w:tc>
-        <w:tc>
-          <w:tcPr>
-            <w:tcW w:type="dxa" w:w="1020"/>
-            <w:shd w:val="clear" w:color="auto" w:fill="FFFFFF"/>
-            <w:tcBorders>
-              <w:top w:val="single" w:sz="4" w:space="0" w:color="000000"/>
-              <w:left w:val="single" w:sz="4" w:space="0" w:color="000000"/>
-              <w:bottom w:val="single" w:sz="4" w:space="0" w:color="000000"/>
-              <w:right w:val="single" w:sz="4" w:space="0" w:color="000000"/>
-            </w:tcBorders>
-            <w:vAlign w:val="center"/>
-          </w:tcPr>
-          <w:p>
-            <w:pPr>
-              <w:spacing w:before="40" w:after="40"/>
-              <w:jc w:val="left"/>
-            </w:pPr>
-            <w:r>
-              <w:rPr>
-                <w:rFonts w:ascii="Adani" w:hAnsi="Adani"/>
-                <w:b w:val="0"/>
-                <w:sz w:val="18"/>
-                <w:u w:val="none"/>
-              </w:rPr>
-              <w:t>NIL</w:t>
-            </w:r>
-          </w:p>
-        </w:tc>
-        <w:tc>
-          <w:tcPr>
-            <w:tcW w:type="dxa" w:w="1247"/>
-            <w:shd w:val="clear" w:color="auto" w:fill="FFFFFF"/>
-            <w:tcBorders>
-              <w:top w:val="single" w:sz="4" w:space="0" w:color="000000"/>
-              <w:left w:val="single" w:sz="4" w:space="0" w:color="000000"/>
-              <w:bottom w:val="single" w:sz="4" w:space="0" w:color="000000"/>
-              <w:right w:val="single" w:sz="4" w:space="0" w:color="000000"/>
-            </w:tcBorders>
-            <w:vAlign w:val="center"/>
-          </w:tcPr>
-          <w:p>
-            <w:pPr>
-              <w:spacing w:before="40" w:after="40"/>
-              <w:jc w:val="left"/>
-            </w:pPr>
-            <w:r>
-              <w:rPr>
-                <w:rFonts w:ascii="Adani" w:hAnsi="Adani"/>
-                <w:b w:val="0"/>
-                <w:sz w:val="18"/>
-                <w:u w:val="none"/>
-              </w:rPr>
-              <w:t>08/09/2022</w:t>
-            </w:r>
-          </w:p>
-        </w:tc>
-      </w:tr>
-      <w:tr>
-        <w:tc>
-          <w:tcPr>
-            <w:tcW w:type="dxa" w:w="680"/>
-            <w:shd w:val="clear" w:color="auto" w:fill="FFFFFF"/>
-            <w:tcBorders>
-              <w:top w:val="single" w:sz="4" w:space="0" w:color="000000"/>
-              <w:left w:val="single" w:sz="4" w:space="0" w:color="000000"/>
-              <w:bottom w:val="single" w:sz="4" w:space="0" w:color="000000"/>
-              <w:right w:val="single" w:sz="4" w:space="0" w:color="000000"/>
-            </w:tcBorders>
-            <w:vAlign w:val="center"/>
-          </w:tcPr>
-          <w:p>
-            <w:pPr>
-              <w:spacing w:before="40" w:after="40"/>
-              <w:jc w:val="left"/>
-            </w:pPr>
-            <w:r>
-              <w:rPr>
-                <w:rFonts w:ascii="Adani" w:hAnsi="Adani"/>
-                <w:b w:val="0"/>
-                <w:sz w:val="18"/>
-                <w:u w:val="none"/>
-              </w:rPr>
-              <w:t>12</w:t>
-            </w:r>
-          </w:p>
-        </w:tc>
-        <w:tc>
-          <w:tcPr>
-            <w:tcW w:type="dxa" w:w="3969"/>
-            <w:shd w:val="clear" w:color="auto" w:fill="FFFFFF"/>
-            <w:tcBorders>
-              <w:top w:val="single" w:sz="4" w:space="0" w:color="000000"/>
-              <w:left w:val="single" w:sz="4" w:space="0" w:color="000000"/>
-              <w:bottom w:val="single" w:sz="4" w:space="0" w:color="000000"/>
-              <w:right w:val="single" w:sz="4" w:space="0" w:color="000000"/>
-            </w:tcBorders>
-            <w:vAlign w:val="center"/>
-          </w:tcPr>
-          <w:p>
-            <w:pPr>
-              <w:spacing w:before="40" w:after="40"/>
-              <w:jc w:val="left"/>
-            </w:pPr>
-            <w:r>
-              <w:rPr>
-                <w:rFonts w:ascii="Adani" w:hAnsi="Adani"/>
-                <w:b w:val="0"/>
-                <w:sz w:val="18"/>
-                <w:u w:val="none"/>
-              </w:rPr>
               <w:t>OCEAN SPARKLE LIMITED</w:t>
             </w:r>
           </w:p>
@@ -2272,7 +2130,7 @@
                 <w:sz w:val="18"/>
                 <w:u w:val="none"/>
               </w:rPr>
-              <w:t>Date:   15th May, 2026</w:t>
+              <w:t>Date:   27th May, 2026</w:t>
             </w:r>
           </w:p>
         </w:tc>
@@ -2316,7 +2174,7 @@
                 <w:sz w:val="18"/>
                 <w:u w:val="none"/>
               </w:rPr>
-              <w:t>Designation :  Company Secretary</w:t>
+              <w:t>Designation :  Director</w:t>
             </w:r>
           </w:p>
         </w:tc>
@@ -3309,7 +3167,7 @@
                 <w:sz w:val="18"/>
                 <w:u w:val="none"/>
               </w:rPr>
-              <w:t>Date:   15th May, 2026</w:t>
+              <w:t>Date:   27th May, 2026</w:t>
             </w:r>
           </w:p>
         </w:tc>
@@ -3353,7 +3211,7 @@
                 <w:sz w:val="18"/>
                 <w:u w:val="none"/>
               </w:rPr>
-              <w:t>Designation :  Company Secretary</w:t>
+              <w:t>Designation :  Director</w:t>
             </w:r>
           </w:p>
         </w:tc>
@@ -3470,7 +3328,7 @@
           <w:sz w:val="20"/>
           <w:u w:val="none"/>
         </w:rPr>
-        <w:t>15th May, 2026</w:t>
+        <w:t>27th May, 2026</w:t>
       </w:r>
     </w:p>
     <w:p>
@@ -3665,21 +3523,6 @@
           <w:sz w:val="20"/>
           <w:u w:val="none"/>
         </w:rPr>
-        <w:t>SURYA VIDYUT LIMITED</w:t>
-      </w:r>
-    </w:p>
-    <w:p>
-      <w:pPr>
-        <w:spacing w:before="0" w:after="20"/>
-        <w:jc w:val="left"/>
-      </w:pPr>
-      <w:r>
-        <w:rPr>
-          <w:rFonts w:ascii="Adani" w:hAnsi="Adani"/>
-          <w:b/>
-          <w:sz w:val="20"/>
-          <w:u w:val="none"/>
-        </w:rPr>
         <w:t>OCEAN SPARKLE LIMITED</w:t>
       </w:r>
     </w:p>
@@ -3847,21 +3690,6 @@
           <w:u w:val="none"/>
         </w:rPr>
         <w:t>ADANI GREEN ENERGY (TAMILNADU) LIMITED</w:t>
-      </w:r>
-    </w:p>
-    <w:p>
-      <w:pPr>
-        <w:spacing w:before="0" w:after="20"/>
-        <w:jc w:val="left"/>
-      </w:pPr>
-      <w:r>
-        <w:rPr>
-          <w:rFonts w:ascii="Adani" w:hAnsi="Adani"/>
-          <w:b w:val="0"/>
-          <w:sz w:val="20"/>
-          <w:u w:val="none"/>
-        </w:rPr>
-        <w:t>SURYA VIDYUT LIMITED</w:t>
       </w:r>
     </w:p>
     <w:p>
@@ -4714,7 +4542,7 @@
                 <w:sz w:val="18"/>
                 <w:u w:val="none"/>
               </w:rPr>
-              <w:t>12</w:t>
+              <w:t>11</w:t>
             </w:r>
           </w:p>
         </w:tc>
@@ -6026,120 +5854,6 @@
                 <w:sz w:val="18"/>
                 <w:u w:val="none"/>
               </w:rPr>
-              <w:t>U40108GJ2010PLC148865</w:t>
-            </w:r>
-          </w:p>
-        </w:tc>
-        <w:tc>
-          <w:tcPr>
-            <w:tcW w:type="dxa" w:w="4252"/>
-            <w:shd w:val="clear" w:color="auto" w:fill="FFFFFF"/>
-            <w:tcBorders>
-              <w:top w:val="single" w:sz="4" w:space="0" w:color="000000"/>
-              <w:left w:val="single" w:sz="4" w:space="0" w:color="000000"/>
-              <w:bottom w:val="single" w:sz="4" w:space="0" w:color="000000"/>
-              <w:right w:val="single" w:sz="4" w:space="0" w:color="000000"/>
-            </w:tcBorders>
-            <w:vAlign w:val="center"/>
-          </w:tcPr>
-          <w:p>
-            <w:pPr>
-              <w:spacing w:before="40" w:after="40"/>
-              <w:jc w:val="left"/>
-            </w:pPr>
-            <w:r>
-              <w:rPr>
-                <w:rFonts w:ascii="Adani" w:hAnsi="Adani"/>
-                <w:b w:val="0"/>
-                <w:sz w:val="18"/>
-                <w:u w:val="none"/>
-              </w:rPr>
-              <w:t>SURYA VIDYUT LIMITED</w:t>
-            </w:r>
-          </w:p>
-        </w:tc>
-        <w:tc>
-          <w:tcPr>
-            <w:tcW w:type="dxa" w:w="1587"/>
-            <w:shd w:val="clear" w:color="auto" w:fill="FFFFFF"/>
-            <w:tcBorders>
-              <w:top w:val="single" w:sz="4" w:space="0" w:color="000000"/>
-              <w:left w:val="single" w:sz="4" w:space="0" w:color="000000"/>
-              <w:bottom w:val="single" w:sz="4" w:space="0" w:color="000000"/>
-              <w:right w:val="single" w:sz="4" w:space="0" w:color="000000"/>
-            </w:tcBorders>
-            <w:vAlign w:val="center"/>
-          </w:tcPr>
-          <w:p>
-            <w:pPr>
-              <w:spacing w:before="40" w:after="40"/>
-              <w:jc w:val="left"/>
-            </w:pPr>
-            <w:r>
-              <w:rPr>
-                <w:rFonts w:ascii="Adani" w:hAnsi="Adani"/>
-                <w:b w:val="0"/>
-                <w:sz w:val="18"/>
-                <w:u w:val="none"/>
-              </w:rPr>
-              <w:t>Company Secretary</w:t>
-            </w:r>
-          </w:p>
-        </w:tc>
-        <w:tc>
-          <w:tcPr>
-            <w:tcW w:type="dxa" w:w="1304"/>
-            <w:shd w:val="clear" w:color="auto" w:fill="FFFFFF"/>
-            <w:tcBorders>
-              <w:top w:val="single" w:sz="4" w:space="0" w:color="000000"/>
-              <w:left w:val="single" w:sz="4" w:space="0" w:color="000000"/>
-              <w:bottom w:val="single" w:sz="4" w:space="0" w:color="000000"/>
-              <w:right w:val="single" w:sz="4" w:space="0" w:color="000000"/>
-            </w:tcBorders>
-            <w:vAlign w:val="center"/>
-          </w:tcPr>
-          <w:p>
-            <w:pPr>
-              <w:spacing w:before="40" w:after="40"/>
-              <w:jc w:val="left"/>
-            </w:pPr>
-            <w:r>
-              <w:rPr>
-                <w:rFonts w:ascii="Adani" w:hAnsi="Adani"/>
-                <w:b w:val="0"/>
-                <w:sz w:val="18"/>
-                <w:u w:val="none"/>
-              </w:rPr>
-              <w:t>08/09/2022</w:t>
-            </w:r>
-          </w:p>
-        </w:tc>
-      </w:tr>
-      <w:tr>
-        <w:tc>
-          <w:tcPr>
-            <w:tcW w:type="dxa" w:w="2268"/>
-            <w:shd w:val="clear" w:color="auto" w:fill="FFFFFF"/>
-            <w:tcBorders>
-              <w:top w:val="single" w:sz="4" w:space="0" w:color="000000"/>
-              <w:left w:val="single" w:sz="4" w:space="0" w:color="000000"/>
-              <w:bottom w:val="single" w:sz="4" w:space="0" w:color="000000"/>
-              <w:right w:val="single" w:sz="4" w:space="0" w:color="000000"/>
-            </w:tcBorders>
-            <w:vAlign w:val="center"/>
-          </w:tcPr>
-          <w:p>
-            <w:pPr>
-              <w:spacing w:before="40" w:after="40"/>
-              <w:jc w:val="left"/>
-            </w:pPr>
-            <w:r>
-              <w:rPr>
-                <w:rFonts w:ascii="Adani" w:hAnsi="Adani"/>
-                <w:b w:val="0"/>
-                <w:sz w:val="18"/>
-                <w:u w:val="none"/>
-              </w:rPr>
               <w:t>U05005GJ1995PLC152226</w:t>
             </w:r>
           </w:p>

--- a/Backend/Director_Disclosure/Output_Disclosures/2024-25/ADANI_BUNKERING_LIMITED/MBP-1/MBP1_Dipti_Shah_00071429.docx
+++ b/Backend/Director_Disclosure/Output_Disclosures/2024-25/ADANI_BUNKERING_LIMITED/MBP-1/MBP1_Dipti_Shah_00071429.docx
@@ -531,6 +531,148 @@
                 <w:sz w:val="18"/>
                 <w:u w:val="none"/>
               </w:rPr>
+              <w:t>KANPUR FERTILIZERS &amp; CHEMICALS LIMITED</w:t>
+            </w:r>
+          </w:p>
+        </w:tc>
+        <w:tc>
+          <w:tcPr>
+            <w:tcW w:type="dxa" w:w="1814"/>
+            <w:shd w:val="clear" w:color="auto" w:fill="FFFFFF"/>
+            <w:tcBorders>
+              <w:top w:val="single" w:sz="4" w:space="0" w:color="000000"/>
+              <w:left w:val="single" w:sz="4" w:space="0" w:color="000000"/>
+              <w:bottom w:val="single" w:sz="4" w:space="0" w:color="000000"/>
+              <w:right w:val="single" w:sz="4" w:space="0" w:color="000000"/>
+            </w:tcBorders>
+            <w:vAlign w:val="center"/>
+          </w:tcPr>
+          <w:p>
+            <w:pPr>
+              <w:spacing w:before="40" w:after="40"/>
+              <w:jc w:val="left"/>
+            </w:pPr>
+            <w:r>
+              <w:rPr>
+                <w:rFonts w:ascii="Adani" w:hAnsi="Adani"/>
+                <w:b w:val="0"/>
+                <w:sz w:val="18"/>
+                <w:u w:val="none"/>
+              </w:rPr>
+              <w:t>Additional Director</w:t>
+            </w:r>
+          </w:p>
+        </w:tc>
+        <w:tc>
+          <w:tcPr>
+            <w:tcW w:type="dxa" w:w="1020"/>
+            <w:shd w:val="clear" w:color="auto" w:fill="FFFFFF"/>
+            <w:tcBorders>
+              <w:top w:val="single" w:sz="4" w:space="0" w:color="000000"/>
+              <w:left w:val="single" w:sz="4" w:space="0" w:color="000000"/>
+              <w:bottom w:val="single" w:sz="4" w:space="0" w:color="000000"/>
+              <w:right w:val="single" w:sz="4" w:space="0" w:color="000000"/>
+            </w:tcBorders>
+            <w:vAlign w:val="center"/>
+          </w:tcPr>
+          <w:p>
+            <w:pPr>
+              <w:spacing w:before="40" w:after="40"/>
+              <w:jc w:val="left"/>
+            </w:pPr>
+            <w:r>
+              <w:rPr>
+                <w:rFonts w:ascii="Adani" w:hAnsi="Adani"/>
+                <w:b w:val="0"/>
+                <w:sz w:val="18"/>
+                <w:u w:val="none"/>
+              </w:rPr>
+              <w:t>NIL</w:t>
+            </w:r>
+          </w:p>
+        </w:tc>
+        <w:tc>
+          <w:tcPr>
+            <w:tcW w:type="dxa" w:w="1247"/>
+            <w:shd w:val="clear" w:color="auto" w:fill="FFFFFF"/>
+            <w:tcBorders>
+              <w:top w:val="single" w:sz="4" w:space="0" w:color="000000"/>
+              <w:left w:val="single" w:sz="4" w:space="0" w:color="000000"/>
+              <w:bottom w:val="single" w:sz="4" w:space="0" w:color="000000"/>
+              <w:right w:val="single" w:sz="4" w:space="0" w:color="000000"/>
+            </w:tcBorders>
+            <w:vAlign w:val="center"/>
+          </w:tcPr>
+          <w:p>
+            <w:pPr>
+              <w:spacing w:before="40" w:after="40"/>
+              <w:jc w:val="left"/>
+            </w:pPr>
+            <w:r>
+              <w:rPr>
+                <w:rFonts w:ascii="Adani" w:hAnsi="Adani"/>
+                <w:b w:val="0"/>
+                <w:sz w:val="18"/>
+                <w:u w:val="none"/>
+              </w:rPr>
+              <w:t>22/05/2026</w:t>
+            </w:r>
+          </w:p>
+        </w:tc>
+      </w:tr>
+      <w:tr>
+        <w:tc>
+          <w:tcPr>
+            <w:tcW w:type="dxa" w:w="680"/>
+            <w:shd w:val="clear" w:color="auto" w:fill="FFFFFF"/>
+            <w:tcBorders>
+              <w:top w:val="single" w:sz="4" w:space="0" w:color="000000"/>
+              <w:left w:val="single" w:sz="4" w:space="0" w:color="000000"/>
+              <w:bottom w:val="single" w:sz="4" w:space="0" w:color="000000"/>
+              <w:right w:val="single" w:sz="4" w:space="0" w:color="000000"/>
+            </w:tcBorders>
+            <w:vAlign w:val="center"/>
+          </w:tcPr>
+          <w:p>
+            <w:pPr>
+              <w:spacing w:before="40" w:after="40"/>
+              <w:jc w:val="left"/>
+            </w:pPr>
+            <w:r>
+              <w:rPr>
+                <w:rFonts w:ascii="Adani" w:hAnsi="Adani"/>
+                <w:b w:val="0"/>
+                <w:sz w:val="18"/>
+                <w:u w:val="none"/>
+              </w:rPr>
+              <w:t>3</w:t>
+            </w:r>
+          </w:p>
+        </w:tc>
+        <w:tc>
+          <w:tcPr>
+            <w:tcW w:type="dxa" w:w="3969"/>
+            <w:shd w:val="clear" w:color="auto" w:fill="FFFFFF"/>
+            <w:tcBorders>
+              <w:top w:val="single" w:sz="4" w:space="0" w:color="000000"/>
+              <w:left w:val="single" w:sz="4" w:space="0" w:color="000000"/>
+              <w:bottom w:val="single" w:sz="4" w:space="0" w:color="000000"/>
+              <w:right w:val="single" w:sz="4" w:space="0" w:color="000000"/>
+            </w:tcBorders>
+            <w:vAlign w:val="center"/>
+          </w:tcPr>
+          <w:p>
+            <w:pPr>
+              <w:spacing w:before="40" w:after="40"/>
+              <w:jc w:val="left"/>
+            </w:pPr>
+            <w:r>
+              <w:rPr>
+                <w:rFonts w:ascii="Adani" w:hAnsi="Adani"/>
+                <w:b w:val="0"/>
+                <w:sz w:val="18"/>
+                <w:u w:val="none"/>
+              </w:rPr>
               <w:t>MOXIE POWER GENERATION LIMITED</w:t>
             </w:r>
           </w:p>
@@ -645,7 +787,7 @@
                 <w:sz w:val="18"/>
                 <w:u w:val="none"/>
               </w:rPr>
-              <w:t>3</w:t>
+              <w:t>4</w:t>
             </w:r>
           </w:p>
         </w:tc>
@@ -787,148 +929,6 @@
                 <w:sz w:val="18"/>
                 <w:u w:val="none"/>
               </w:rPr>
-              <w:t>4</w:t>
-            </w:r>
-          </w:p>
-        </w:tc>
-        <w:tc>
-          <w:tcPr>
-            <w:tcW w:type="dxa" w:w="3969"/>
-            <w:shd w:val="clear" w:color="auto" w:fill="FFFFFF"/>
-            <w:tcBorders>
-              <w:top w:val="single" w:sz="4" w:space="0" w:color="000000"/>
-              <w:left w:val="single" w:sz="4" w:space="0" w:color="000000"/>
-              <w:bottom w:val="single" w:sz="4" w:space="0" w:color="000000"/>
-              <w:right w:val="single" w:sz="4" w:space="0" w:color="000000"/>
-            </w:tcBorders>
-            <w:vAlign w:val="center"/>
-          </w:tcPr>
-          <w:p>
-            <w:pPr>
-              <w:spacing w:before="40" w:after="40"/>
-              <w:jc w:val="left"/>
-            </w:pPr>
-            <w:r>
-              <w:rPr>
-                <w:rFonts w:ascii="Adani" w:hAnsi="Adani"/>
-                <w:b w:val="0"/>
-                <w:sz w:val="18"/>
-                <w:u w:val="none"/>
-              </w:rPr>
-              <w:t>ADANI AGRI FRESH LIMITED</w:t>
-            </w:r>
-          </w:p>
-        </w:tc>
-        <w:tc>
-          <w:tcPr>
-            <w:tcW w:type="dxa" w:w="1814"/>
-            <w:shd w:val="clear" w:color="auto" w:fill="FFFFFF"/>
-            <w:tcBorders>
-              <w:top w:val="single" w:sz="4" w:space="0" w:color="000000"/>
-              <w:left w:val="single" w:sz="4" w:space="0" w:color="000000"/>
-              <w:bottom w:val="single" w:sz="4" w:space="0" w:color="000000"/>
-              <w:right w:val="single" w:sz="4" w:space="0" w:color="000000"/>
-            </w:tcBorders>
-            <w:vAlign w:val="center"/>
-          </w:tcPr>
-          <w:p>
-            <w:pPr>
-              <w:spacing w:before="40" w:after="40"/>
-              <w:jc w:val="left"/>
-            </w:pPr>
-            <w:r>
-              <w:rPr>
-                <w:rFonts w:ascii="Adani" w:hAnsi="Adani"/>
-                <w:b w:val="0"/>
-                <w:sz w:val="18"/>
-                <w:u w:val="none"/>
-              </w:rPr>
-              <w:t>Additional Director</w:t>
-            </w:r>
-          </w:p>
-        </w:tc>
-        <w:tc>
-          <w:tcPr>
-            <w:tcW w:type="dxa" w:w="1020"/>
-            <w:shd w:val="clear" w:color="auto" w:fill="FFFFFF"/>
-            <w:tcBorders>
-              <w:top w:val="single" w:sz="4" w:space="0" w:color="000000"/>
-              <w:left w:val="single" w:sz="4" w:space="0" w:color="000000"/>
-              <w:bottom w:val="single" w:sz="4" w:space="0" w:color="000000"/>
-              <w:right w:val="single" w:sz="4" w:space="0" w:color="000000"/>
-            </w:tcBorders>
-            <w:vAlign w:val="center"/>
-          </w:tcPr>
-          <w:p>
-            <w:pPr>
-              <w:spacing w:before="40" w:after="40"/>
-              <w:jc w:val="left"/>
-            </w:pPr>
-            <w:r>
-              <w:rPr>
-                <w:rFonts w:ascii="Adani" w:hAnsi="Adani"/>
-                <w:b w:val="0"/>
-                <w:sz w:val="18"/>
-                <w:u w:val="none"/>
-              </w:rPr>
-              <w:t>NIL</w:t>
-            </w:r>
-          </w:p>
-        </w:tc>
-        <w:tc>
-          <w:tcPr>
-            <w:tcW w:type="dxa" w:w="1247"/>
-            <w:shd w:val="clear" w:color="auto" w:fill="FFFFFF"/>
-            <w:tcBorders>
-              <w:top w:val="single" w:sz="4" w:space="0" w:color="000000"/>
-              <w:left w:val="single" w:sz="4" w:space="0" w:color="000000"/>
-              <w:bottom w:val="single" w:sz="4" w:space="0" w:color="000000"/>
-              <w:right w:val="single" w:sz="4" w:space="0" w:color="000000"/>
-            </w:tcBorders>
-            <w:vAlign w:val="center"/>
-          </w:tcPr>
-          <w:p>
-            <w:pPr>
-              <w:spacing w:before="40" w:after="40"/>
-              <w:jc w:val="left"/>
-            </w:pPr>
-            <w:r>
-              <w:rPr>
-                <w:rFonts w:ascii="Adani" w:hAnsi="Adani"/>
-                <w:b w:val="0"/>
-                <w:sz w:val="18"/>
-                <w:u w:val="none"/>
-              </w:rPr>
-              <w:t>21/11/2023</w:t>
-            </w:r>
-          </w:p>
-        </w:tc>
-      </w:tr>
-      <w:tr>
-        <w:tc>
-          <w:tcPr>
-            <w:tcW w:type="dxa" w:w="680"/>
-            <w:shd w:val="clear" w:color="auto" w:fill="FFFFFF"/>
-            <w:tcBorders>
-              <w:top w:val="single" w:sz="4" w:space="0" w:color="000000"/>
-              <w:left w:val="single" w:sz="4" w:space="0" w:color="000000"/>
-              <w:bottom w:val="single" w:sz="4" w:space="0" w:color="000000"/>
-              <w:right w:val="single" w:sz="4" w:space="0" w:color="000000"/>
-            </w:tcBorders>
-            <w:vAlign w:val="center"/>
-          </w:tcPr>
-          <w:p>
-            <w:pPr>
-              <w:spacing w:before="40" w:after="40"/>
-              <w:jc w:val="left"/>
-            </w:pPr>
-            <w:r>
-              <w:rPr>
-                <w:rFonts w:ascii="Adani" w:hAnsi="Adani"/>
-                <w:b w:val="0"/>
-                <w:sz w:val="18"/>
-                <w:u w:val="none"/>
-              </w:rPr>
               <w:t>5</w:t>
             </w:r>
           </w:p>
@@ -958,290 +958,6 @@
                 <w:u w:val="none"/>
               </w:rPr>
               <w:t>KARAIKAL PORT PRIVATE LIMITED</w:t>
-            </w:r>
-          </w:p>
-        </w:tc>
-        <w:tc>
-          <w:tcPr>
-            <w:tcW w:type="dxa" w:w="1814"/>
-            <w:shd w:val="clear" w:color="auto" w:fill="FFFFFF"/>
-            <w:tcBorders>
-              <w:top w:val="single" w:sz="4" w:space="0" w:color="000000"/>
-              <w:left w:val="single" w:sz="4" w:space="0" w:color="000000"/>
-              <w:bottom w:val="single" w:sz="4" w:space="0" w:color="000000"/>
-              <w:right w:val="single" w:sz="4" w:space="0" w:color="000000"/>
-            </w:tcBorders>
-            <w:vAlign w:val="center"/>
-          </w:tcPr>
-          <w:p>
-            <w:pPr>
-              <w:spacing w:before="40" w:after="40"/>
-              <w:jc w:val="left"/>
-            </w:pPr>
-            <w:r>
-              <w:rPr>
-                <w:rFonts w:ascii="Adani" w:hAnsi="Adani"/>
-                <w:b w:val="0"/>
-                <w:sz w:val="18"/>
-                <w:u w:val="none"/>
-              </w:rPr>
-              <w:t>Additional Director</w:t>
-            </w:r>
-          </w:p>
-        </w:tc>
-        <w:tc>
-          <w:tcPr>
-            <w:tcW w:type="dxa" w:w="1020"/>
-            <w:shd w:val="clear" w:color="auto" w:fill="FFFFFF"/>
-            <w:tcBorders>
-              <w:top w:val="single" w:sz="4" w:space="0" w:color="000000"/>
-              <w:left w:val="single" w:sz="4" w:space="0" w:color="000000"/>
-              <w:bottom w:val="single" w:sz="4" w:space="0" w:color="000000"/>
-              <w:right w:val="single" w:sz="4" w:space="0" w:color="000000"/>
-            </w:tcBorders>
-            <w:vAlign w:val="center"/>
-          </w:tcPr>
-          <w:p>
-            <w:pPr>
-              <w:spacing w:before="40" w:after="40"/>
-              <w:jc w:val="left"/>
-            </w:pPr>
-            <w:r>
-              <w:rPr>
-                <w:rFonts w:ascii="Adani" w:hAnsi="Adani"/>
-                <w:b w:val="0"/>
-                <w:sz w:val="18"/>
-                <w:u w:val="none"/>
-              </w:rPr>
-              <w:t>NIL</w:t>
-            </w:r>
-          </w:p>
-        </w:tc>
-        <w:tc>
-          <w:tcPr>
-            <w:tcW w:type="dxa" w:w="1247"/>
-            <w:shd w:val="clear" w:color="auto" w:fill="FFFFFF"/>
-            <w:tcBorders>
-              <w:top w:val="single" w:sz="4" w:space="0" w:color="000000"/>
-              <w:left w:val="single" w:sz="4" w:space="0" w:color="000000"/>
-              <w:bottom w:val="single" w:sz="4" w:space="0" w:color="000000"/>
-              <w:right w:val="single" w:sz="4" w:space="0" w:color="000000"/>
-            </w:tcBorders>
-            <w:vAlign w:val="center"/>
-          </w:tcPr>
-          <w:p>
-            <w:pPr>
-              <w:spacing w:before="40" w:after="40"/>
-              <w:jc w:val="left"/>
-            </w:pPr>
-            <w:r>
-              <w:rPr>
-                <w:rFonts w:ascii="Adani" w:hAnsi="Adani"/>
-                <w:b w:val="0"/>
-                <w:sz w:val="18"/>
-                <w:u w:val="none"/>
-              </w:rPr>
-              <w:t>31/10/2023</w:t>
-            </w:r>
-          </w:p>
-        </w:tc>
-      </w:tr>
-      <w:tr>
-        <w:tc>
-          <w:tcPr>
-            <w:tcW w:type="dxa" w:w="680"/>
-            <w:shd w:val="clear" w:color="auto" w:fill="FFFFFF"/>
-            <w:tcBorders>
-              <w:top w:val="single" w:sz="4" w:space="0" w:color="000000"/>
-              <w:left w:val="single" w:sz="4" w:space="0" w:color="000000"/>
-              <w:bottom w:val="single" w:sz="4" w:space="0" w:color="000000"/>
-              <w:right w:val="single" w:sz="4" w:space="0" w:color="000000"/>
-            </w:tcBorders>
-            <w:vAlign w:val="center"/>
-          </w:tcPr>
-          <w:p>
-            <w:pPr>
-              <w:spacing w:before="40" w:after="40"/>
-              <w:jc w:val="left"/>
-            </w:pPr>
-            <w:r>
-              <w:rPr>
-                <w:rFonts w:ascii="Adani" w:hAnsi="Adani"/>
-                <w:b w:val="0"/>
-                <w:sz w:val="18"/>
-                <w:u w:val="none"/>
-              </w:rPr>
-              <w:t>6</w:t>
-            </w:r>
-          </w:p>
-        </w:tc>
-        <w:tc>
-          <w:tcPr>
-            <w:tcW w:type="dxa" w:w="3969"/>
-            <w:shd w:val="clear" w:color="auto" w:fill="FFFFFF"/>
-            <w:tcBorders>
-              <w:top w:val="single" w:sz="4" w:space="0" w:color="000000"/>
-              <w:left w:val="single" w:sz="4" w:space="0" w:color="000000"/>
-              <w:bottom w:val="single" w:sz="4" w:space="0" w:color="000000"/>
-              <w:right w:val="single" w:sz="4" w:space="0" w:color="000000"/>
-            </w:tcBorders>
-            <w:vAlign w:val="center"/>
-          </w:tcPr>
-          <w:p>
-            <w:pPr>
-              <w:spacing w:before="40" w:after="40"/>
-              <w:jc w:val="left"/>
-            </w:pPr>
-            <w:r>
-              <w:rPr>
-                <w:rFonts w:ascii="Adani" w:hAnsi="Adani"/>
-                <w:b w:val="0"/>
-                <w:sz w:val="18"/>
-                <w:u w:val="none"/>
-              </w:rPr>
-              <w:t>ADANI BUNKERING LIMITED</w:t>
-            </w:r>
-          </w:p>
-        </w:tc>
-        <w:tc>
-          <w:tcPr>
-            <w:tcW w:type="dxa" w:w="1814"/>
-            <w:shd w:val="clear" w:color="auto" w:fill="FFFFFF"/>
-            <w:tcBorders>
-              <w:top w:val="single" w:sz="4" w:space="0" w:color="000000"/>
-              <w:left w:val="single" w:sz="4" w:space="0" w:color="000000"/>
-              <w:bottom w:val="single" w:sz="4" w:space="0" w:color="000000"/>
-              <w:right w:val="single" w:sz="4" w:space="0" w:color="000000"/>
-            </w:tcBorders>
-            <w:vAlign w:val="center"/>
-          </w:tcPr>
-          <w:p>
-            <w:pPr>
-              <w:spacing w:before="40" w:after="40"/>
-              <w:jc w:val="left"/>
-            </w:pPr>
-            <w:r>
-              <w:rPr>
-                <w:rFonts w:ascii="Adani" w:hAnsi="Adani"/>
-                <w:b w:val="0"/>
-                <w:sz w:val="18"/>
-                <w:u w:val="none"/>
-              </w:rPr>
-              <w:t>Additional Director</w:t>
-            </w:r>
-          </w:p>
-        </w:tc>
-        <w:tc>
-          <w:tcPr>
-            <w:tcW w:type="dxa" w:w="1020"/>
-            <w:shd w:val="clear" w:color="auto" w:fill="FFFFFF"/>
-            <w:tcBorders>
-              <w:top w:val="single" w:sz="4" w:space="0" w:color="000000"/>
-              <w:left w:val="single" w:sz="4" w:space="0" w:color="000000"/>
-              <w:bottom w:val="single" w:sz="4" w:space="0" w:color="000000"/>
-              <w:right w:val="single" w:sz="4" w:space="0" w:color="000000"/>
-            </w:tcBorders>
-            <w:vAlign w:val="center"/>
-          </w:tcPr>
-          <w:p>
-            <w:pPr>
-              <w:spacing w:before="40" w:after="40"/>
-              <w:jc w:val="left"/>
-            </w:pPr>
-            <w:r>
-              <w:rPr>
-                <w:rFonts w:ascii="Adani" w:hAnsi="Adani"/>
-                <w:b w:val="0"/>
-                <w:sz w:val="18"/>
-                <w:u w:val="none"/>
-              </w:rPr>
-              <w:t>NIL</w:t>
-            </w:r>
-          </w:p>
-        </w:tc>
-        <w:tc>
-          <w:tcPr>
-            <w:tcW w:type="dxa" w:w="1247"/>
-            <w:shd w:val="clear" w:color="auto" w:fill="FFFFFF"/>
-            <w:tcBorders>
-              <w:top w:val="single" w:sz="4" w:space="0" w:color="000000"/>
-              <w:left w:val="single" w:sz="4" w:space="0" w:color="000000"/>
-              <w:bottom w:val="single" w:sz="4" w:space="0" w:color="000000"/>
-              <w:right w:val="single" w:sz="4" w:space="0" w:color="000000"/>
-            </w:tcBorders>
-            <w:vAlign w:val="center"/>
-          </w:tcPr>
-          <w:p>
-            <w:pPr>
-              <w:spacing w:before="40" w:after="40"/>
-              <w:jc w:val="left"/>
-            </w:pPr>
-            <w:r>
-              <w:rPr>
-                <w:rFonts w:ascii="Adani" w:hAnsi="Adani"/>
-                <w:b w:val="0"/>
-                <w:sz w:val="18"/>
-                <w:u w:val="none"/>
-              </w:rPr>
-              <w:t>19/08/2023</w:t>
-            </w:r>
-          </w:p>
-        </w:tc>
-      </w:tr>
-      <w:tr>
-        <w:tc>
-          <w:tcPr>
-            <w:tcW w:type="dxa" w:w="680"/>
-            <w:shd w:val="clear" w:color="auto" w:fill="FFFFFF"/>
-            <w:tcBorders>
-              <w:top w:val="single" w:sz="4" w:space="0" w:color="000000"/>
-              <w:left w:val="single" w:sz="4" w:space="0" w:color="000000"/>
-              <w:bottom w:val="single" w:sz="4" w:space="0" w:color="000000"/>
-              <w:right w:val="single" w:sz="4" w:space="0" w:color="000000"/>
-            </w:tcBorders>
-            <w:vAlign w:val="center"/>
-          </w:tcPr>
-          <w:p>
-            <w:pPr>
-              <w:spacing w:before="40" w:after="40"/>
-              <w:jc w:val="left"/>
-            </w:pPr>
-            <w:r>
-              <w:rPr>
-                <w:rFonts w:ascii="Adani" w:hAnsi="Adani"/>
-                <w:b w:val="0"/>
-                <w:sz w:val="18"/>
-                <w:u w:val="none"/>
-              </w:rPr>
-              <w:t>7</w:t>
-            </w:r>
-          </w:p>
-        </w:tc>
-        <w:tc>
-          <w:tcPr>
-            <w:tcW w:type="dxa" w:w="3969"/>
-            <w:shd w:val="clear" w:color="auto" w:fill="FFFFFF"/>
-            <w:tcBorders>
-              <w:top w:val="single" w:sz="4" w:space="0" w:color="000000"/>
-              <w:left w:val="single" w:sz="4" w:space="0" w:color="000000"/>
-              <w:bottom w:val="single" w:sz="4" w:space="0" w:color="000000"/>
-              <w:right w:val="single" w:sz="4" w:space="0" w:color="000000"/>
-            </w:tcBorders>
-            <w:vAlign w:val="center"/>
-          </w:tcPr>
-          <w:p>
-            <w:pPr>
-              <w:spacing w:before="40" w:after="40"/>
-              <w:jc w:val="left"/>
-            </w:pPr>
-            <w:r>
-              <w:rPr>
-                <w:rFonts w:ascii="Adani" w:hAnsi="Adani"/>
-                <w:b w:val="0"/>
-                <w:sz w:val="18"/>
-                <w:u w:val="none"/>
-              </w:rPr>
-              <w:t>KAMUTHI SOLAR POWER LIMITED</w:t>
             </w:r>
           </w:p>
         </w:tc>
@@ -1325,7 +1041,291 @@
                 <w:sz w:val="18"/>
                 <w:u w:val="none"/>
               </w:rPr>
-              <w:t>27/02/2023</w:t>
+              <w:t>21/06/2024</w:t>
+            </w:r>
+          </w:p>
+        </w:tc>
+      </w:tr>
+      <w:tr>
+        <w:tc>
+          <w:tcPr>
+            <w:tcW w:type="dxa" w:w="680"/>
+            <w:shd w:val="clear" w:color="auto" w:fill="FFFFFF"/>
+            <w:tcBorders>
+              <w:top w:val="single" w:sz="4" w:space="0" w:color="000000"/>
+              <w:left w:val="single" w:sz="4" w:space="0" w:color="000000"/>
+              <w:bottom w:val="single" w:sz="4" w:space="0" w:color="000000"/>
+              <w:right w:val="single" w:sz="4" w:space="0" w:color="000000"/>
+            </w:tcBorders>
+            <w:vAlign w:val="center"/>
+          </w:tcPr>
+          <w:p>
+            <w:pPr>
+              <w:spacing w:before="40" w:after="40"/>
+              <w:jc w:val="left"/>
+            </w:pPr>
+            <w:r>
+              <w:rPr>
+                <w:rFonts w:ascii="Adani" w:hAnsi="Adani"/>
+                <w:b w:val="0"/>
+                <w:sz w:val="18"/>
+                <w:u w:val="none"/>
+              </w:rPr>
+              <w:t>6</w:t>
+            </w:r>
+          </w:p>
+        </w:tc>
+        <w:tc>
+          <w:tcPr>
+            <w:tcW w:type="dxa" w:w="3969"/>
+            <w:shd w:val="clear" w:color="auto" w:fill="FFFFFF"/>
+            <w:tcBorders>
+              <w:top w:val="single" w:sz="4" w:space="0" w:color="000000"/>
+              <w:left w:val="single" w:sz="4" w:space="0" w:color="000000"/>
+              <w:bottom w:val="single" w:sz="4" w:space="0" w:color="000000"/>
+              <w:right w:val="single" w:sz="4" w:space="0" w:color="000000"/>
+            </w:tcBorders>
+            <w:vAlign w:val="center"/>
+          </w:tcPr>
+          <w:p>
+            <w:pPr>
+              <w:spacing w:before="40" w:after="40"/>
+              <w:jc w:val="left"/>
+            </w:pPr>
+            <w:r>
+              <w:rPr>
+                <w:rFonts w:ascii="Adani" w:hAnsi="Adani"/>
+                <w:b w:val="0"/>
+                <w:sz w:val="18"/>
+                <w:u w:val="none"/>
+              </w:rPr>
+              <w:t>ADANI AGRI FRESH LIMITED</w:t>
+            </w:r>
+          </w:p>
+        </w:tc>
+        <w:tc>
+          <w:tcPr>
+            <w:tcW w:type="dxa" w:w="1814"/>
+            <w:shd w:val="clear" w:color="auto" w:fill="FFFFFF"/>
+            <w:tcBorders>
+              <w:top w:val="single" w:sz="4" w:space="0" w:color="000000"/>
+              <w:left w:val="single" w:sz="4" w:space="0" w:color="000000"/>
+              <w:bottom w:val="single" w:sz="4" w:space="0" w:color="000000"/>
+              <w:right w:val="single" w:sz="4" w:space="0" w:color="000000"/>
+            </w:tcBorders>
+            <w:vAlign w:val="center"/>
+          </w:tcPr>
+          <w:p>
+            <w:pPr>
+              <w:spacing w:before="40" w:after="40"/>
+              <w:jc w:val="left"/>
+            </w:pPr>
+            <w:r>
+              <w:rPr>
+                <w:rFonts w:ascii="Adani" w:hAnsi="Adani"/>
+                <w:b w:val="0"/>
+                <w:sz w:val="18"/>
+                <w:u w:val="none"/>
+              </w:rPr>
+              <w:t>Director</w:t>
+            </w:r>
+          </w:p>
+        </w:tc>
+        <w:tc>
+          <w:tcPr>
+            <w:tcW w:type="dxa" w:w="1020"/>
+            <w:shd w:val="clear" w:color="auto" w:fill="FFFFFF"/>
+            <w:tcBorders>
+              <w:top w:val="single" w:sz="4" w:space="0" w:color="000000"/>
+              <w:left w:val="single" w:sz="4" w:space="0" w:color="000000"/>
+              <w:bottom w:val="single" w:sz="4" w:space="0" w:color="000000"/>
+              <w:right w:val="single" w:sz="4" w:space="0" w:color="000000"/>
+            </w:tcBorders>
+            <w:vAlign w:val="center"/>
+          </w:tcPr>
+          <w:p>
+            <w:pPr>
+              <w:spacing w:before="40" w:after="40"/>
+              <w:jc w:val="left"/>
+            </w:pPr>
+            <w:r>
+              <w:rPr>
+                <w:rFonts w:ascii="Adani" w:hAnsi="Adani"/>
+                <w:b w:val="0"/>
+                <w:sz w:val="18"/>
+                <w:u w:val="none"/>
+              </w:rPr>
+              <w:t>NIL</w:t>
+            </w:r>
+          </w:p>
+        </w:tc>
+        <w:tc>
+          <w:tcPr>
+            <w:tcW w:type="dxa" w:w="1247"/>
+            <w:shd w:val="clear" w:color="auto" w:fill="FFFFFF"/>
+            <w:tcBorders>
+              <w:top w:val="single" w:sz="4" w:space="0" w:color="000000"/>
+              <w:left w:val="single" w:sz="4" w:space="0" w:color="000000"/>
+              <w:bottom w:val="single" w:sz="4" w:space="0" w:color="000000"/>
+              <w:right w:val="single" w:sz="4" w:space="0" w:color="000000"/>
+            </w:tcBorders>
+            <w:vAlign w:val="center"/>
+          </w:tcPr>
+          <w:p>
+            <w:pPr>
+              <w:spacing w:before="40" w:after="40"/>
+              <w:jc w:val="left"/>
+            </w:pPr>
+            <w:r>
+              <w:rPr>
+                <w:rFonts w:ascii="Adani" w:hAnsi="Adani"/>
+                <w:b w:val="0"/>
+                <w:sz w:val="18"/>
+                <w:u w:val="none"/>
+              </w:rPr>
+              <w:t>21/06/2024</w:t>
+            </w:r>
+          </w:p>
+        </w:tc>
+      </w:tr>
+      <w:tr>
+        <w:tc>
+          <w:tcPr>
+            <w:tcW w:type="dxa" w:w="680"/>
+            <w:shd w:val="clear" w:color="auto" w:fill="FFFFFF"/>
+            <w:tcBorders>
+              <w:top w:val="single" w:sz="4" w:space="0" w:color="000000"/>
+              <w:left w:val="single" w:sz="4" w:space="0" w:color="000000"/>
+              <w:bottom w:val="single" w:sz="4" w:space="0" w:color="000000"/>
+              <w:right w:val="single" w:sz="4" w:space="0" w:color="000000"/>
+            </w:tcBorders>
+            <w:vAlign w:val="center"/>
+          </w:tcPr>
+          <w:p>
+            <w:pPr>
+              <w:spacing w:before="40" w:after="40"/>
+              <w:jc w:val="left"/>
+            </w:pPr>
+            <w:r>
+              <w:rPr>
+                <w:rFonts w:ascii="Adani" w:hAnsi="Adani"/>
+                <w:b w:val="0"/>
+                <w:sz w:val="18"/>
+                <w:u w:val="none"/>
+              </w:rPr>
+              <w:t>7</w:t>
+            </w:r>
+          </w:p>
+        </w:tc>
+        <w:tc>
+          <w:tcPr>
+            <w:tcW w:type="dxa" w:w="3969"/>
+            <w:shd w:val="clear" w:color="auto" w:fill="FFFFFF"/>
+            <w:tcBorders>
+              <w:top w:val="single" w:sz="4" w:space="0" w:color="000000"/>
+              <w:left w:val="single" w:sz="4" w:space="0" w:color="000000"/>
+              <w:bottom w:val="single" w:sz="4" w:space="0" w:color="000000"/>
+              <w:right w:val="single" w:sz="4" w:space="0" w:color="000000"/>
+            </w:tcBorders>
+            <w:vAlign w:val="center"/>
+          </w:tcPr>
+          <w:p>
+            <w:pPr>
+              <w:spacing w:before="40" w:after="40"/>
+              <w:jc w:val="left"/>
+            </w:pPr>
+            <w:r>
+              <w:rPr>
+                <w:rFonts w:ascii="Adani" w:hAnsi="Adani"/>
+                <w:b w:val="0"/>
+                <w:sz w:val="18"/>
+                <w:u w:val="none"/>
+              </w:rPr>
+              <w:t>ADANI BUNKERING LIMITED</w:t>
+            </w:r>
+          </w:p>
+        </w:tc>
+        <w:tc>
+          <w:tcPr>
+            <w:tcW w:type="dxa" w:w="1814"/>
+            <w:shd w:val="clear" w:color="auto" w:fill="FFFFFF"/>
+            <w:tcBorders>
+              <w:top w:val="single" w:sz="4" w:space="0" w:color="000000"/>
+              <w:left w:val="single" w:sz="4" w:space="0" w:color="000000"/>
+              <w:bottom w:val="single" w:sz="4" w:space="0" w:color="000000"/>
+              <w:right w:val="single" w:sz="4" w:space="0" w:color="000000"/>
+            </w:tcBorders>
+            <w:vAlign w:val="center"/>
+          </w:tcPr>
+          <w:p>
+            <w:pPr>
+              <w:spacing w:before="40" w:after="40"/>
+              <w:jc w:val="left"/>
+            </w:pPr>
+            <w:r>
+              <w:rPr>
+                <w:rFonts w:ascii="Adani" w:hAnsi="Adani"/>
+                <w:b w:val="0"/>
+                <w:sz w:val="18"/>
+                <w:u w:val="none"/>
+              </w:rPr>
+              <w:t>Director</w:t>
+            </w:r>
+          </w:p>
+        </w:tc>
+        <w:tc>
+          <w:tcPr>
+            <w:tcW w:type="dxa" w:w="1020"/>
+            <w:shd w:val="clear" w:color="auto" w:fill="FFFFFF"/>
+            <w:tcBorders>
+              <w:top w:val="single" w:sz="4" w:space="0" w:color="000000"/>
+              <w:left w:val="single" w:sz="4" w:space="0" w:color="000000"/>
+              <w:bottom w:val="single" w:sz="4" w:space="0" w:color="000000"/>
+              <w:right w:val="single" w:sz="4" w:space="0" w:color="000000"/>
+            </w:tcBorders>
+            <w:vAlign w:val="center"/>
+          </w:tcPr>
+          <w:p>
+            <w:pPr>
+              <w:spacing w:before="40" w:after="40"/>
+              <w:jc w:val="left"/>
+            </w:pPr>
+            <w:r>
+              <w:rPr>
+                <w:rFonts w:ascii="Adani" w:hAnsi="Adani"/>
+                <w:b w:val="0"/>
+                <w:sz w:val="18"/>
+                <w:u w:val="none"/>
+              </w:rPr>
+              <w:t>NIL</w:t>
+            </w:r>
+          </w:p>
+        </w:tc>
+        <w:tc>
+          <w:tcPr>
+            <w:tcW w:type="dxa" w:w="1247"/>
+            <w:shd w:val="clear" w:color="auto" w:fill="FFFFFF"/>
+            <w:tcBorders>
+              <w:top w:val="single" w:sz="4" w:space="0" w:color="000000"/>
+              <w:left w:val="single" w:sz="4" w:space="0" w:color="000000"/>
+              <w:bottom w:val="single" w:sz="4" w:space="0" w:color="000000"/>
+              <w:right w:val="single" w:sz="4" w:space="0" w:color="000000"/>
+            </w:tcBorders>
+            <w:vAlign w:val="center"/>
+          </w:tcPr>
+          <w:p>
+            <w:pPr>
+              <w:spacing w:before="40" w:after="40"/>
+              <w:jc w:val="left"/>
+            </w:pPr>
+            <w:r>
+              <w:rPr>
+                <w:rFonts w:ascii="Adani" w:hAnsi="Adani"/>
+                <w:b w:val="0"/>
+                <w:sz w:val="18"/>
+                <w:u w:val="none"/>
+              </w:rPr>
+              <w:t>19/06/2024</w:t>
             </w:r>
           </w:p>
         </w:tc>
@@ -1525,148 +1525,6 @@
                 <w:sz w:val="18"/>
                 <w:u w:val="none"/>
               </w:rPr>
-              <w:t>ADANI GREEN ENERGY (TAMILNADU) LIMITED</w:t>
-            </w:r>
-          </w:p>
-        </w:tc>
-        <w:tc>
-          <w:tcPr>
-            <w:tcW w:type="dxa" w:w="1814"/>
-            <w:shd w:val="clear" w:color="auto" w:fill="FFFFFF"/>
-            <w:tcBorders>
-              <w:top w:val="single" w:sz="4" w:space="0" w:color="000000"/>
-              <w:left w:val="single" w:sz="4" w:space="0" w:color="000000"/>
-              <w:bottom w:val="single" w:sz="4" w:space="0" w:color="000000"/>
-              <w:right w:val="single" w:sz="4" w:space="0" w:color="000000"/>
-            </w:tcBorders>
-            <w:vAlign w:val="center"/>
-          </w:tcPr>
-          <w:p>
-            <w:pPr>
-              <w:spacing w:before="40" w:after="40"/>
-              <w:jc w:val="left"/>
-            </w:pPr>
-            <w:r>
-              <w:rPr>
-                <w:rFonts w:ascii="Adani" w:hAnsi="Adani"/>
-                <w:b w:val="0"/>
-                <w:sz w:val="18"/>
-                <w:u w:val="none"/>
-              </w:rPr>
-              <w:t>Director</w:t>
-            </w:r>
-          </w:p>
-        </w:tc>
-        <w:tc>
-          <w:tcPr>
-            <w:tcW w:type="dxa" w:w="1020"/>
-            <w:shd w:val="clear" w:color="auto" w:fill="FFFFFF"/>
-            <w:tcBorders>
-              <w:top w:val="single" w:sz="4" w:space="0" w:color="000000"/>
-              <w:left w:val="single" w:sz="4" w:space="0" w:color="000000"/>
-              <w:bottom w:val="single" w:sz="4" w:space="0" w:color="000000"/>
-              <w:right w:val="single" w:sz="4" w:space="0" w:color="000000"/>
-            </w:tcBorders>
-            <w:vAlign w:val="center"/>
-          </w:tcPr>
-          <w:p>
-            <w:pPr>
-              <w:spacing w:before="40" w:after="40"/>
-              <w:jc w:val="left"/>
-            </w:pPr>
-            <w:r>
-              <w:rPr>
-                <w:rFonts w:ascii="Adani" w:hAnsi="Adani"/>
-                <w:b w:val="0"/>
-                <w:sz w:val="18"/>
-                <w:u w:val="none"/>
-              </w:rPr>
-              <w:t>NIL</w:t>
-            </w:r>
-          </w:p>
-        </w:tc>
-        <w:tc>
-          <w:tcPr>
-            <w:tcW w:type="dxa" w:w="1247"/>
-            <w:shd w:val="clear" w:color="auto" w:fill="FFFFFF"/>
-            <w:tcBorders>
-              <w:top w:val="single" w:sz="4" w:space="0" w:color="000000"/>
-              <w:left w:val="single" w:sz="4" w:space="0" w:color="000000"/>
-              <w:bottom w:val="single" w:sz="4" w:space="0" w:color="000000"/>
-              <w:right w:val="single" w:sz="4" w:space="0" w:color="000000"/>
-            </w:tcBorders>
-            <w:vAlign w:val="center"/>
-          </w:tcPr>
-          <w:p>
-            <w:pPr>
-              <w:spacing w:before="40" w:after="40"/>
-              <w:jc w:val="left"/>
-            </w:pPr>
-            <w:r>
-              <w:rPr>
-                <w:rFonts w:ascii="Adani" w:hAnsi="Adani"/>
-                <w:b w:val="0"/>
-                <w:sz w:val="18"/>
-                <w:u w:val="none"/>
-              </w:rPr>
-              <w:t>01/02/2023</w:t>
-            </w:r>
-          </w:p>
-        </w:tc>
-      </w:tr>
-      <w:tr>
-        <w:tc>
-          <w:tcPr>
-            <w:tcW w:type="dxa" w:w="680"/>
-            <w:shd w:val="clear" w:color="auto" w:fill="FFFFFF"/>
-            <w:tcBorders>
-              <w:top w:val="single" w:sz="4" w:space="0" w:color="000000"/>
-              <w:left w:val="single" w:sz="4" w:space="0" w:color="000000"/>
-              <w:bottom w:val="single" w:sz="4" w:space="0" w:color="000000"/>
-              <w:right w:val="single" w:sz="4" w:space="0" w:color="000000"/>
-            </w:tcBorders>
-            <w:vAlign w:val="center"/>
-          </w:tcPr>
-          <w:p>
-            <w:pPr>
-              <w:spacing w:before="40" w:after="40"/>
-              <w:jc w:val="left"/>
-            </w:pPr>
-            <w:r>
-              <w:rPr>
-                <w:rFonts w:ascii="Adani" w:hAnsi="Adani"/>
-                <w:b w:val="0"/>
-                <w:sz w:val="18"/>
-                <w:u w:val="none"/>
-              </w:rPr>
-              <w:t>10</w:t>
-            </w:r>
-          </w:p>
-        </w:tc>
-        <w:tc>
-          <w:tcPr>
-            <w:tcW w:type="dxa" w:w="3969"/>
-            <w:shd w:val="clear" w:color="auto" w:fill="FFFFFF"/>
-            <w:tcBorders>
-              <w:top w:val="single" w:sz="4" w:space="0" w:color="000000"/>
-              <w:left w:val="single" w:sz="4" w:space="0" w:color="000000"/>
-              <w:bottom w:val="single" w:sz="4" w:space="0" w:color="000000"/>
-              <w:right w:val="single" w:sz="4" w:space="0" w:color="000000"/>
-            </w:tcBorders>
-            <w:vAlign w:val="center"/>
-          </w:tcPr>
-          <w:p>
-            <w:pPr>
-              <w:spacing w:before="40" w:after="40"/>
-              <w:jc w:val="left"/>
-            </w:pPr>
-            <w:r>
-              <w:rPr>
-                <w:rFonts w:ascii="Adani" w:hAnsi="Adani"/>
-                <w:b w:val="0"/>
-                <w:sz w:val="18"/>
-                <w:u w:val="none"/>
-              </w:rPr>
               <w:t>MUNDRA LPG TERMINAL PRIVATE LIMITED</w:t>
             </w:r>
           </w:p>
@@ -1781,7 +1639,7 @@
                 <w:sz w:val="18"/>
                 <w:u w:val="none"/>
               </w:rPr>
-              <w:t>11</w:t>
+              <w:t>10</w:t>
             </w:r>
           </w:p>
         </w:tc>
@@ -2130,7 +1988,7 @@
                 <w:sz w:val="18"/>
                 <w:u w:val="none"/>
               </w:rPr>
-              <w:t>Date:   27th May, 2026</w:t>
+              <w:t>Date:   09th June, 2026</w:t>
             </w:r>
           </w:p>
         </w:tc>
@@ -3167,7 +3025,7 @@
                 <w:sz w:val="18"/>
                 <w:u w:val="none"/>
               </w:rPr>
-              <w:t>Date:   27th May, 2026</w:t>
+              <w:t>Date:   09th June, 2026</w:t>
             </w:r>
           </w:p>
         </w:tc>
@@ -3328,7 +3186,7 @@
           <w:sz w:val="20"/>
           <w:u w:val="none"/>
         </w:rPr>
-        <w:t>27th May, 2026</w:t>
+        <w:t>09th June, 2026</w:t>
       </w:r>
     </w:p>
     <w:p>
@@ -3388,6 +3246,21 @@
           <w:sz w:val="20"/>
           <w:u w:val="none"/>
         </w:rPr>
+        <w:t>KANPUR FERTILIZERS &amp; CHEMICALS LIMITED</w:t>
+      </w:r>
+    </w:p>
+    <w:p>
+      <w:pPr>
+        <w:spacing w:before="0" w:after="20"/>
+        <w:jc w:val="left"/>
+      </w:pPr>
+      <w:r>
+        <w:rPr>
+          <w:rFonts w:ascii="Adani" w:hAnsi="Adani"/>
+          <w:b/>
+          <w:sz w:val="20"/>
+          <w:u w:val="none"/>
+        </w:rPr>
         <w:t>MOXIE POWER GENERATION LIMITED</w:t>
       </w:r>
     </w:p>
@@ -3418,7 +3291,7 @@
           <w:sz w:val="20"/>
           <w:u w:val="none"/>
         </w:rPr>
-        <w:t>ADANI AGRI FRESH LIMITED</w:t>
+        <w:t>KARAIKAL PORT PRIVATE LIMITED</w:t>
       </w:r>
     </w:p>
     <w:p>
@@ -3433,7 +3306,7 @@
           <w:sz w:val="20"/>
           <w:u w:val="none"/>
         </w:rPr>
-        <w:t>KARAIKAL PORT PRIVATE LIMITED</w:t>
+        <w:t>ADANI AGRI FRESH LIMITED</w:t>
       </w:r>
     </w:p>
     <w:p>
@@ -3463,37 +3336,7 @@
           <w:sz w:val="20"/>
           <w:u w:val="none"/>
         </w:rPr>
-        <w:t>KAMUTHI SOLAR POWER LIMITED</w:t>
-      </w:r>
-    </w:p>
-    <w:p>
-      <w:pPr>
-        <w:spacing w:before="0" w:after="20"/>
-        <w:jc w:val="left"/>
-      </w:pPr>
-      <w:r>
-        <w:rPr>
-          <w:rFonts w:ascii="Adani" w:hAnsi="Adani"/>
-          <w:b/>
-          <w:sz w:val="20"/>
-          <w:u w:val="none"/>
-        </w:rPr>
         <w:t>ADANI GANGAVARAM PORT LIMITED</w:t>
-      </w:r>
-    </w:p>
-    <w:p>
-      <w:pPr>
-        <w:spacing w:before="0" w:after="20"/>
-        <w:jc w:val="left"/>
-      </w:pPr>
-      <w:r>
-        <w:rPr>
-          <w:rFonts w:ascii="Adani" w:hAnsi="Adani"/>
-          <w:b/>
-          <w:sz w:val="20"/>
-          <w:u w:val="none"/>
-        </w:rPr>
-        <w:t>ADANI GREEN ENERGY (TAMILNADU) LIMITED</w:t>
       </w:r>
     </w:p>
     <w:p>
@@ -3599,6 +3442,21 @@
           <w:sz w:val="20"/>
           <w:u w:val="none"/>
         </w:rPr>
+        <w:t>KANPUR FERTILIZERS &amp; CHEMICALS LIMITED</w:t>
+      </w:r>
+    </w:p>
+    <w:p>
+      <w:pPr>
+        <w:spacing w:before="0" w:after="20"/>
+        <w:jc w:val="left"/>
+      </w:pPr>
+      <w:r>
+        <w:rPr>
+          <w:rFonts w:ascii="Adani" w:hAnsi="Adani"/>
+          <w:b w:val="0"/>
+          <w:sz w:val="20"/>
+          <w:u w:val="none"/>
+        </w:rPr>
         <w:t>MOXIE POWER GENERATION LIMITED</w:t>
       </w:r>
     </w:p>
@@ -3659,37 +3517,7 @@
           <w:sz w:val="20"/>
           <w:u w:val="none"/>
         </w:rPr>
-        <w:t>KAMUTHI SOLAR POWER LIMITED</w:t>
-      </w:r>
-    </w:p>
-    <w:p>
-      <w:pPr>
-        <w:spacing w:before="0" w:after="20"/>
-        <w:jc w:val="left"/>
-      </w:pPr>
-      <w:r>
-        <w:rPr>
-          <w:rFonts w:ascii="Adani" w:hAnsi="Adani"/>
-          <w:b w:val="0"/>
-          <w:sz w:val="20"/>
-          <w:u w:val="none"/>
-        </w:rPr>
         <w:t>ADANI GANGAVARAM PORT LIMITED</w:t>
-      </w:r>
-    </w:p>
-    <w:p>
-      <w:pPr>
-        <w:spacing w:before="0" w:after="20"/>
-        <w:jc w:val="left"/>
-      </w:pPr>
-      <w:r>
-        <w:rPr>
-          <w:rFonts w:ascii="Adani" w:hAnsi="Adani"/>
-          <w:b w:val="0"/>
-          <w:sz w:val="20"/>
-          <w:u w:val="none"/>
-        </w:rPr>
-        <w:t>ADANI GREEN ENERGY (TAMILNADU) LIMITED</w:t>
       </w:r>
     </w:p>
     <w:p>
@@ -4542,7 +4370,7 @@
                 <w:sz w:val="18"/>
                 <w:u w:val="none"/>
               </w:rPr>
-              <w:t>11</w:t>
+              <w:t>10</w:t>
             </w:r>
           </w:p>
         </w:tc>
@@ -4828,6 +4656,120 @@
                 <w:sz w:val="18"/>
                 <w:u w:val="none"/>
               </w:rPr>
+              <w:t>U24233UP2010PLC040828</w:t>
+            </w:r>
+          </w:p>
+        </w:tc>
+        <w:tc>
+          <w:tcPr>
+            <w:tcW w:type="dxa" w:w="4252"/>
+            <w:shd w:val="clear" w:color="auto" w:fill="FFFFFF"/>
+            <w:tcBorders>
+              <w:top w:val="single" w:sz="4" w:space="0" w:color="000000"/>
+              <w:left w:val="single" w:sz="4" w:space="0" w:color="000000"/>
+              <w:bottom w:val="single" w:sz="4" w:space="0" w:color="000000"/>
+              <w:right w:val="single" w:sz="4" w:space="0" w:color="000000"/>
+            </w:tcBorders>
+            <w:vAlign w:val="center"/>
+          </w:tcPr>
+          <w:p>
+            <w:pPr>
+              <w:spacing w:before="40" w:after="40"/>
+              <w:jc w:val="left"/>
+            </w:pPr>
+            <w:r>
+              <w:rPr>
+                <w:rFonts w:ascii="Adani" w:hAnsi="Adani"/>
+                <w:b w:val="0"/>
+                <w:sz w:val="18"/>
+                <w:u w:val="none"/>
+              </w:rPr>
+              <w:t>KANPUR FERTILIZERS &amp; CHEMICALS LIMITED</w:t>
+            </w:r>
+          </w:p>
+        </w:tc>
+        <w:tc>
+          <w:tcPr>
+            <w:tcW w:type="dxa" w:w="1587"/>
+            <w:shd w:val="clear" w:color="auto" w:fill="FFFFFF"/>
+            <w:tcBorders>
+              <w:top w:val="single" w:sz="4" w:space="0" w:color="000000"/>
+              <w:left w:val="single" w:sz="4" w:space="0" w:color="000000"/>
+              <w:bottom w:val="single" w:sz="4" w:space="0" w:color="000000"/>
+              <w:right w:val="single" w:sz="4" w:space="0" w:color="000000"/>
+            </w:tcBorders>
+            <w:vAlign w:val="center"/>
+          </w:tcPr>
+          <w:p>
+            <w:pPr>
+              <w:spacing w:before="40" w:after="40"/>
+              <w:jc w:val="left"/>
+            </w:pPr>
+            <w:r>
+              <w:rPr>
+                <w:rFonts w:ascii="Adani" w:hAnsi="Adani"/>
+                <w:b w:val="0"/>
+                <w:sz w:val="18"/>
+                <w:u w:val="none"/>
+              </w:rPr>
+              <w:t>Additional Director</w:t>
+            </w:r>
+          </w:p>
+        </w:tc>
+        <w:tc>
+          <w:tcPr>
+            <w:tcW w:type="dxa" w:w="1304"/>
+            <w:shd w:val="clear" w:color="auto" w:fill="FFFFFF"/>
+            <w:tcBorders>
+              <w:top w:val="single" w:sz="4" w:space="0" w:color="000000"/>
+              <w:left w:val="single" w:sz="4" w:space="0" w:color="000000"/>
+              <w:bottom w:val="single" w:sz="4" w:space="0" w:color="000000"/>
+              <w:right w:val="single" w:sz="4" w:space="0" w:color="000000"/>
+            </w:tcBorders>
+            <w:vAlign w:val="center"/>
+          </w:tcPr>
+          <w:p>
+            <w:pPr>
+              <w:spacing w:before="40" w:after="40"/>
+              <w:jc w:val="left"/>
+            </w:pPr>
+            <w:r>
+              <w:rPr>
+                <w:rFonts w:ascii="Adani" w:hAnsi="Adani"/>
+                <w:b w:val="0"/>
+                <w:sz w:val="18"/>
+                <w:u w:val="none"/>
+              </w:rPr>
+              <w:t>22/05/2026</w:t>
+            </w:r>
+          </w:p>
+        </w:tc>
+      </w:tr>
+      <w:tr>
+        <w:tc>
+          <w:tcPr>
+            <w:tcW w:type="dxa" w:w="2268"/>
+            <w:shd w:val="clear" w:color="auto" w:fill="FFFFFF"/>
+            <w:tcBorders>
+              <w:top w:val="single" w:sz="4" w:space="0" w:color="000000"/>
+              <w:left w:val="single" w:sz="4" w:space="0" w:color="000000"/>
+              <w:bottom w:val="single" w:sz="4" w:space="0" w:color="000000"/>
+              <w:right w:val="single" w:sz="4" w:space="0" w:color="000000"/>
+            </w:tcBorders>
+            <w:vAlign w:val="center"/>
+          </w:tcPr>
+          <w:p>
+            <w:pPr>
+              <w:spacing w:before="40" w:after="40"/>
+              <w:jc w:val="left"/>
+            </w:pPr>
+            <w:r>
+              <w:rPr>
+                <w:rFonts w:ascii="Adani" w:hAnsi="Adani"/>
+                <w:b w:val="0"/>
+                <w:sz w:val="18"/>
+                <w:u w:val="none"/>
+              </w:rPr>
               <w:t>U35100TN2024PLC167065</w:t>
             </w:r>
           </w:p>
@@ -5056,6 +4998,120 @@
                 <w:sz w:val="18"/>
                 <w:u w:val="none"/>
               </w:rPr>
+              <w:t>U45203PY2006PTC001945</w:t>
+            </w:r>
+          </w:p>
+        </w:tc>
+        <w:tc>
+          <w:tcPr>
+            <w:tcW w:type="dxa" w:w="4252"/>
+            <w:shd w:val="clear" w:color="auto" w:fill="FFFFFF"/>
+            <w:tcBorders>
+              <w:top w:val="single" w:sz="4" w:space="0" w:color="000000"/>
+              <w:left w:val="single" w:sz="4" w:space="0" w:color="000000"/>
+              <w:bottom w:val="single" w:sz="4" w:space="0" w:color="000000"/>
+              <w:right w:val="single" w:sz="4" w:space="0" w:color="000000"/>
+            </w:tcBorders>
+            <w:vAlign w:val="center"/>
+          </w:tcPr>
+          <w:p>
+            <w:pPr>
+              <w:spacing w:before="40" w:after="40"/>
+              <w:jc w:val="left"/>
+            </w:pPr>
+            <w:r>
+              <w:rPr>
+                <w:rFonts w:ascii="Adani" w:hAnsi="Adani"/>
+                <w:b w:val="0"/>
+                <w:sz w:val="18"/>
+                <w:u w:val="none"/>
+              </w:rPr>
+              <w:t>KARAIKAL PORT PRIVATE LIMITED</w:t>
+            </w:r>
+          </w:p>
+        </w:tc>
+        <w:tc>
+          <w:tcPr>
+            <w:tcW w:type="dxa" w:w="1587"/>
+            <w:shd w:val="clear" w:color="auto" w:fill="FFFFFF"/>
+            <w:tcBorders>
+              <w:top w:val="single" w:sz="4" w:space="0" w:color="000000"/>
+              <w:left w:val="single" w:sz="4" w:space="0" w:color="000000"/>
+              <w:bottom w:val="single" w:sz="4" w:space="0" w:color="000000"/>
+              <w:right w:val="single" w:sz="4" w:space="0" w:color="000000"/>
+            </w:tcBorders>
+            <w:vAlign w:val="center"/>
+          </w:tcPr>
+          <w:p>
+            <w:pPr>
+              <w:spacing w:before="40" w:after="40"/>
+              <w:jc w:val="left"/>
+            </w:pPr>
+            <w:r>
+              <w:rPr>
+                <w:rFonts w:ascii="Adani" w:hAnsi="Adani"/>
+                <w:b w:val="0"/>
+                <w:sz w:val="18"/>
+                <w:u w:val="none"/>
+              </w:rPr>
+              <w:t>Director</w:t>
+            </w:r>
+          </w:p>
+        </w:tc>
+        <w:tc>
+          <w:tcPr>
+            <w:tcW w:type="dxa" w:w="1304"/>
+            <w:shd w:val="clear" w:color="auto" w:fill="FFFFFF"/>
+            <w:tcBorders>
+              <w:top w:val="single" w:sz="4" w:space="0" w:color="000000"/>
+              <w:left w:val="single" w:sz="4" w:space="0" w:color="000000"/>
+              <w:bottom w:val="single" w:sz="4" w:space="0" w:color="000000"/>
+              <w:right w:val="single" w:sz="4" w:space="0" w:color="000000"/>
+            </w:tcBorders>
+            <w:vAlign w:val="center"/>
+          </w:tcPr>
+          <w:p>
+            <w:pPr>
+              <w:spacing w:before="40" w:after="40"/>
+              <w:jc w:val="left"/>
+            </w:pPr>
+            <w:r>
+              <w:rPr>
+                <w:rFonts w:ascii="Adani" w:hAnsi="Adani"/>
+                <w:b w:val="0"/>
+                <w:sz w:val="18"/>
+                <w:u w:val="none"/>
+              </w:rPr>
+              <w:t>21/06/2024</w:t>
+            </w:r>
+          </w:p>
+        </w:tc>
+      </w:tr>
+      <w:tr>
+        <w:tc>
+          <w:tcPr>
+            <w:tcW w:type="dxa" w:w="2268"/>
+            <w:shd w:val="clear" w:color="auto" w:fill="FFFFFF"/>
+            <w:tcBorders>
+              <w:top w:val="single" w:sz="4" w:space="0" w:color="000000"/>
+              <w:left w:val="single" w:sz="4" w:space="0" w:color="000000"/>
+              <w:bottom w:val="single" w:sz="4" w:space="0" w:color="000000"/>
+              <w:right w:val="single" w:sz="4" w:space="0" w:color="000000"/>
+            </w:tcBorders>
+            <w:vAlign w:val="center"/>
+          </w:tcPr>
+          <w:p>
+            <w:pPr>
+              <w:spacing w:before="40" w:after="40"/>
+              <w:jc w:val="left"/>
+            </w:pPr>
+            <w:r>
+              <w:rPr>
+                <w:rFonts w:ascii="Adani" w:hAnsi="Adani"/>
+                <w:b w:val="0"/>
+                <w:sz w:val="18"/>
+                <w:u w:val="none"/>
+              </w:rPr>
               <w:t>U63022GJ2004PLC045143</w:t>
             </w:r>
           </w:p>
@@ -5112,7 +5168,7 @@
                 <w:sz w:val="18"/>
                 <w:u w:val="none"/>
               </w:rPr>
-              <w:t>Additional Director</w:t>
+              <w:t>Director</w:t>
             </w:r>
           </w:p>
         </w:tc>
@@ -5140,121 +5196,7 @@
                 <w:sz w:val="18"/>
                 <w:u w:val="none"/>
               </w:rPr>
-              <w:t>21/11/2023</w:t>
-            </w:r>
-          </w:p>
-        </w:tc>
-      </w:tr>
-      <w:tr>
-        <w:tc>
-          <w:tcPr>
-            <w:tcW w:type="dxa" w:w="2268"/>
-            <w:shd w:val="clear" w:color="auto" w:fill="FFFFFF"/>
-            <w:tcBorders>
-              <w:top w:val="single" w:sz="4" w:space="0" w:color="000000"/>
-              <w:left w:val="single" w:sz="4" w:space="0" w:color="000000"/>
-              <w:bottom w:val="single" w:sz="4" w:space="0" w:color="000000"/>
-              <w:right w:val="single" w:sz="4" w:space="0" w:color="000000"/>
-            </w:tcBorders>
-            <w:vAlign w:val="center"/>
-          </w:tcPr>
-          <w:p>
-            <w:pPr>
-              <w:spacing w:before="40" w:after="40"/>
-              <w:jc w:val="left"/>
-            </w:pPr>
-            <w:r>
-              <w:rPr>
-                <w:rFonts w:ascii="Adani" w:hAnsi="Adani"/>
-                <w:b w:val="0"/>
-                <w:sz w:val="18"/>
-                <w:u w:val="none"/>
-              </w:rPr>
-              <w:t>U45203PY2006PTC001945</w:t>
-            </w:r>
-          </w:p>
-        </w:tc>
-        <w:tc>
-          <w:tcPr>
-            <w:tcW w:type="dxa" w:w="4252"/>
-            <w:shd w:val="clear" w:color="auto" w:fill="FFFFFF"/>
-            <w:tcBorders>
-              <w:top w:val="single" w:sz="4" w:space="0" w:color="000000"/>
-              <w:left w:val="single" w:sz="4" w:space="0" w:color="000000"/>
-              <w:bottom w:val="single" w:sz="4" w:space="0" w:color="000000"/>
-              <w:right w:val="single" w:sz="4" w:space="0" w:color="000000"/>
-            </w:tcBorders>
-            <w:vAlign w:val="center"/>
-          </w:tcPr>
-          <w:p>
-            <w:pPr>
-              <w:spacing w:before="40" w:after="40"/>
-              <w:jc w:val="left"/>
-            </w:pPr>
-            <w:r>
-              <w:rPr>
-                <w:rFonts w:ascii="Adani" w:hAnsi="Adani"/>
-                <w:b w:val="0"/>
-                <w:sz w:val="18"/>
-                <w:u w:val="none"/>
-              </w:rPr>
-              <w:t>KARAIKAL PORT PRIVATE LIMITED</w:t>
-            </w:r>
-          </w:p>
-        </w:tc>
-        <w:tc>
-          <w:tcPr>
-            <w:tcW w:type="dxa" w:w="1587"/>
-            <w:shd w:val="clear" w:color="auto" w:fill="FFFFFF"/>
-            <w:tcBorders>
-              <w:top w:val="single" w:sz="4" w:space="0" w:color="000000"/>
-              <w:left w:val="single" w:sz="4" w:space="0" w:color="000000"/>
-              <w:bottom w:val="single" w:sz="4" w:space="0" w:color="000000"/>
-              <w:right w:val="single" w:sz="4" w:space="0" w:color="000000"/>
-            </w:tcBorders>
-            <w:vAlign w:val="center"/>
-          </w:tcPr>
-          <w:p>
-            <w:pPr>
-              <w:spacing w:before="40" w:after="40"/>
-              <w:jc w:val="left"/>
-            </w:pPr>
-            <w:r>
-              <w:rPr>
-                <w:rFonts w:ascii="Adani" w:hAnsi="Adani"/>
-                <w:b w:val="0"/>
-                <w:sz w:val="18"/>
-                <w:u w:val="none"/>
-              </w:rPr>
-              <w:t>Additional Director</w:t>
-            </w:r>
-          </w:p>
-        </w:tc>
-        <w:tc>
-          <w:tcPr>
-            <w:tcW w:type="dxa" w:w="1304"/>
-            <w:shd w:val="clear" w:color="auto" w:fill="FFFFFF"/>
-            <w:tcBorders>
-              <w:top w:val="single" w:sz="4" w:space="0" w:color="000000"/>
-              <w:left w:val="single" w:sz="4" w:space="0" w:color="000000"/>
-              <w:bottom w:val="single" w:sz="4" w:space="0" w:color="000000"/>
-              <w:right w:val="single" w:sz="4" w:space="0" w:color="000000"/>
-            </w:tcBorders>
-            <w:vAlign w:val="center"/>
-          </w:tcPr>
-          <w:p>
-            <w:pPr>
-              <w:spacing w:before="40" w:after="40"/>
-              <w:jc w:val="left"/>
-            </w:pPr>
-            <w:r>
-              <w:rPr>
-                <w:rFonts w:ascii="Adani" w:hAnsi="Adani"/>
-                <w:b w:val="0"/>
-                <w:sz w:val="18"/>
-                <w:u w:val="none"/>
-              </w:rPr>
-              <w:t>31/10/2023</w:t>
+              <w:t>21/06/2024</w:t>
             </w:r>
           </w:p>
         </w:tc>
@@ -5340,120 +5282,6 @@
                 <w:sz w:val="18"/>
                 <w:u w:val="none"/>
               </w:rPr>
-              <w:t>Additional Director</w:t>
-            </w:r>
-          </w:p>
-        </w:tc>
-        <w:tc>
-          <w:tcPr>
-            <w:tcW w:type="dxa" w:w="1304"/>
-            <w:shd w:val="clear" w:color="auto" w:fill="FFFFFF"/>
-            <w:tcBorders>
-              <w:top w:val="single" w:sz="4" w:space="0" w:color="000000"/>
-              <w:left w:val="single" w:sz="4" w:space="0" w:color="000000"/>
-              <w:bottom w:val="single" w:sz="4" w:space="0" w:color="000000"/>
-              <w:right w:val="single" w:sz="4" w:space="0" w:color="000000"/>
-            </w:tcBorders>
-            <w:vAlign w:val="center"/>
-          </w:tcPr>
-          <w:p>
-            <w:pPr>
-              <w:spacing w:before="40" w:after="40"/>
-              <w:jc w:val="left"/>
-            </w:pPr>
-            <w:r>
-              <w:rPr>
-                <w:rFonts w:ascii="Adani" w:hAnsi="Adani"/>
-                <w:b w:val="0"/>
-                <w:sz w:val="18"/>
-                <w:u w:val="none"/>
-              </w:rPr>
-              <w:t>19/08/2023</w:t>
-            </w:r>
-          </w:p>
-        </w:tc>
-      </w:tr>
-      <w:tr>
-        <w:tc>
-          <w:tcPr>
-            <w:tcW w:type="dxa" w:w="2268"/>
-            <w:shd w:val="clear" w:color="auto" w:fill="FFFFFF"/>
-            <w:tcBorders>
-              <w:top w:val="single" w:sz="4" w:space="0" w:color="000000"/>
-              <w:left w:val="single" w:sz="4" w:space="0" w:color="000000"/>
-              <w:bottom w:val="single" w:sz="4" w:space="0" w:color="000000"/>
-              <w:right w:val="single" w:sz="4" w:space="0" w:color="000000"/>
-            </w:tcBorders>
-            <w:vAlign w:val="center"/>
-          </w:tcPr>
-          <w:p>
-            <w:pPr>
-              <w:spacing w:before="40" w:after="40"/>
-              <w:jc w:val="left"/>
-            </w:pPr>
-            <w:r>
-              <w:rPr>
-                <w:rFonts w:ascii="Adani" w:hAnsi="Adani"/>
-                <w:b w:val="0"/>
-                <w:sz w:val="18"/>
-                <w:u w:val="none"/>
-              </w:rPr>
-              <w:t>U40106GJ2015PLC083399</w:t>
-            </w:r>
-          </w:p>
-        </w:tc>
-        <w:tc>
-          <w:tcPr>
-            <w:tcW w:type="dxa" w:w="4252"/>
-            <w:shd w:val="clear" w:color="auto" w:fill="FFFFFF"/>
-            <w:tcBorders>
-              <w:top w:val="single" w:sz="4" w:space="0" w:color="000000"/>
-              <w:left w:val="single" w:sz="4" w:space="0" w:color="000000"/>
-              <w:bottom w:val="single" w:sz="4" w:space="0" w:color="000000"/>
-              <w:right w:val="single" w:sz="4" w:space="0" w:color="000000"/>
-            </w:tcBorders>
-            <w:vAlign w:val="center"/>
-          </w:tcPr>
-          <w:p>
-            <w:pPr>
-              <w:spacing w:before="40" w:after="40"/>
-              <w:jc w:val="left"/>
-            </w:pPr>
-            <w:r>
-              <w:rPr>
-                <w:rFonts w:ascii="Adani" w:hAnsi="Adani"/>
-                <w:b w:val="0"/>
-                <w:sz w:val="18"/>
-                <w:u w:val="none"/>
-              </w:rPr>
-              <w:t>KAMUTHI SOLAR POWER LIMITED</w:t>
-            </w:r>
-          </w:p>
-        </w:tc>
-        <w:tc>
-          <w:tcPr>
-            <w:tcW w:type="dxa" w:w="1587"/>
-            <w:shd w:val="clear" w:color="auto" w:fill="FFFFFF"/>
-            <w:tcBorders>
-              <w:top w:val="single" w:sz="4" w:space="0" w:color="000000"/>
-              <w:left w:val="single" w:sz="4" w:space="0" w:color="000000"/>
-              <w:bottom w:val="single" w:sz="4" w:space="0" w:color="000000"/>
-              <w:right w:val="single" w:sz="4" w:space="0" w:color="000000"/>
-            </w:tcBorders>
-            <w:vAlign w:val="center"/>
-          </w:tcPr>
-          <w:p>
-            <w:pPr>
-              <w:spacing w:before="40" w:after="40"/>
-              <w:jc w:val="left"/>
-            </w:pPr>
-            <w:r>
-              <w:rPr>
-                <w:rFonts w:ascii="Adani" w:hAnsi="Adani"/>
-                <w:b w:val="0"/>
-                <w:sz w:val="18"/>
-                <w:u w:val="none"/>
-              </w:rPr>
               <w:t>Director</w:t>
             </w:r>
           </w:p>
@@ -5482,7 +5310,7 @@
                 <w:sz w:val="18"/>
                 <w:u w:val="none"/>
               </w:rPr>
-              <w:t>27/02/2023</w:t>
+              <w:t>19/06/2024</w:t>
             </w:r>
           </w:p>
         </w:tc>
@@ -5597,120 +5425,6 @@
                 <w:u w:val="none"/>
               </w:rPr>
               <w:t>02/02/2023</w:t>
-            </w:r>
-          </w:p>
-        </w:tc>
-      </w:tr>
-      <w:tr>
-        <w:tc>
-          <w:tcPr>
-            <w:tcW w:type="dxa" w:w="2268"/>
-            <w:shd w:val="clear" w:color="auto" w:fill="FFFFFF"/>
-            <w:tcBorders>
-              <w:top w:val="single" w:sz="4" w:space="0" w:color="000000"/>
-              <w:left w:val="single" w:sz="4" w:space="0" w:color="000000"/>
-              <w:bottom w:val="single" w:sz="4" w:space="0" w:color="000000"/>
-              <w:right w:val="single" w:sz="4" w:space="0" w:color="000000"/>
-            </w:tcBorders>
-            <w:vAlign w:val="center"/>
-          </w:tcPr>
-          <w:p>
-            <w:pPr>
-              <w:spacing w:before="40" w:after="40"/>
-              <w:jc w:val="left"/>
-            </w:pPr>
-            <w:r>
-              <w:rPr>
-                <w:rFonts w:ascii="Adani" w:hAnsi="Adani"/>
-                <w:b w:val="0"/>
-                <w:sz w:val="18"/>
-                <w:u w:val="none"/>
-              </w:rPr>
-              <w:t>U40300GJ2015PLC082578</w:t>
-            </w:r>
-          </w:p>
-        </w:tc>
-        <w:tc>
-          <w:tcPr>
-            <w:tcW w:type="dxa" w:w="4252"/>
-            <w:shd w:val="clear" w:color="auto" w:fill="FFFFFF"/>
-            <w:tcBorders>
-              <w:top w:val="single" w:sz="4" w:space="0" w:color="000000"/>
-              <w:left w:val="single" w:sz="4" w:space="0" w:color="000000"/>
-              <w:bottom w:val="single" w:sz="4" w:space="0" w:color="000000"/>
-              <w:right w:val="single" w:sz="4" w:space="0" w:color="000000"/>
-            </w:tcBorders>
-            <w:vAlign w:val="center"/>
-          </w:tcPr>
-          <w:p>
-            <w:pPr>
-              <w:spacing w:before="40" w:after="40"/>
-              <w:jc w:val="left"/>
-            </w:pPr>
-            <w:r>
-              <w:rPr>
-                <w:rFonts w:ascii="Adani" w:hAnsi="Adani"/>
-                <w:b w:val="0"/>
-                <w:sz w:val="18"/>
-                <w:u w:val="none"/>
-              </w:rPr>
-              <w:t>ADANI GREEN ENERGY (TAMILNADU) LIMITED</w:t>
-            </w:r>
-          </w:p>
-        </w:tc>
-        <w:tc>
-          <w:tcPr>
-            <w:tcW w:type="dxa" w:w="1587"/>
-            <w:shd w:val="clear" w:color="auto" w:fill="FFFFFF"/>
-            <w:tcBorders>
-              <w:top w:val="single" w:sz="4" w:space="0" w:color="000000"/>
-              <w:left w:val="single" w:sz="4" w:space="0" w:color="000000"/>
-              <w:bottom w:val="single" w:sz="4" w:space="0" w:color="000000"/>
-              <w:right w:val="single" w:sz="4" w:space="0" w:color="000000"/>
-            </w:tcBorders>
-            <w:vAlign w:val="center"/>
-          </w:tcPr>
-          <w:p>
-            <w:pPr>
-              <w:spacing w:before="40" w:after="40"/>
-              <w:jc w:val="left"/>
-            </w:pPr>
-            <w:r>
-              <w:rPr>
-                <w:rFonts w:ascii="Adani" w:hAnsi="Adani"/>
-                <w:b w:val="0"/>
-                <w:sz w:val="18"/>
-                <w:u w:val="none"/>
-              </w:rPr>
-              <w:t>Director</w:t>
-            </w:r>
-          </w:p>
-        </w:tc>
-        <w:tc>
-          <w:tcPr>
-            <w:tcW w:type="dxa" w:w="1304"/>
-            <w:shd w:val="clear" w:color="auto" w:fill="FFFFFF"/>
-            <w:tcBorders>
-              <w:top w:val="single" w:sz="4" w:space="0" w:color="000000"/>
-              <w:left w:val="single" w:sz="4" w:space="0" w:color="000000"/>
-              <w:bottom w:val="single" w:sz="4" w:space="0" w:color="000000"/>
-              <w:right w:val="single" w:sz="4" w:space="0" w:color="000000"/>
-            </w:tcBorders>
-            <w:vAlign w:val="center"/>
-          </w:tcPr>
-          <w:p>
-            <w:pPr>
-              <w:spacing w:before="40" w:after="40"/>
-              <w:jc w:val="left"/>
-            </w:pPr>
-            <w:r>
-              <w:rPr>
-                <w:rFonts w:ascii="Adani" w:hAnsi="Adani"/>
-                <w:b w:val="0"/>
-                <w:sz w:val="18"/>
-                <w:u w:val="none"/>
-              </w:rPr>
-              <w:t>01/02/2023</w:t>
             </w:r>
           </w:p>
         </w:tc>
